--- a/source-books/book-3-maya-tradition/outputs/Maya_Exorcism_Settings_Energies.docx
+++ b/source-books/book-3-maya-tradition/outputs/Maya_Exorcism_Settings_Energies.docx
@@ -112,6 +112,20 @@
           <w:sz w:val="28"/>
         </w:rPr>
         <w:t>III. Настройки и энергии Майя и Ацтеков</w:t>
+      </w:r>
+    </w:p>
+    <w:p>
+      <w:pPr>
+        <w:spacing w:before="0" w:after="100" w:line="324" w:lineRule="auto"/>
+      </w:pPr>
+      <w:r>
+        <w:rPr>
+          <w:rFonts w:ascii="Georgia" w:hAnsi="Georgia"/>
+          <w:b/>
+          <w:color w:val="6B2F1A"/>
+          <w:sz w:val="28"/>
+        </w:rPr>
+        <w:t>VIII. Анонсы и предложения</w:t>
       </w:r>
     </w:p>
     <w:p>
@@ -267,13 +281,13 @@
         <w:spacing w:before="0" w:after="40" w:line="276" w:lineRule="auto"/>
         <w:ind w:left="317"/>
       </w:pPr>
-      <w:hyperlink w:anchor="article_mayaismagic_91">
+      <w:hyperlink w:anchor="article_templetherapy_58">
         <w:r>
           <w:rPr>
             <w:color w:val="6B2F1A"/>
             <w:u w:val="single"/>
           </w:rPr>
-          <w:t>Вероятно, скоро я начну проводить Курс Мистерии Майя.</w:t>
+          <w:t>А так же можно выйти на уровень импульса творения, сока реальности, чтоб подключить его к своим делам, здоровью, синхронизироваться с ним.</w:t>
         </w:r>
       </w:hyperlink>
     </w:p>
@@ -282,13 +296,13 @@
         <w:spacing w:before="0" w:after="40" w:line="276" w:lineRule="auto"/>
         <w:ind w:left="317"/>
       </w:pPr>
-      <w:hyperlink w:anchor="article_mayaismagic_93">
+      <w:hyperlink w:anchor="article_templetherapy_67">
         <w:r>
           <w:rPr>
             <w:color w:val="6B2F1A"/>
             <w:u w:val="single"/>
           </w:rPr>
-          <w:t>Есть спец-предложение:</w:t>
+          <w:t>Шаманизм Майя.</w:t>
         </w:r>
       </w:hyperlink>
     </w:p>
@@ -349,6 +363,80 @@
             <w:u w:val="single"/>
           </w:rPr>
           <w:t>ТРАДИЦИЯ МАЙЯ.</w:t>
+        </w:r>
+      </w:hyperlink>
+    </w:p>
+    <w:p>
+      <w:pPr>
+        <w:spacing w:before="0" w:after="40" w:line="276" w:lineRule="auto"/>
+        <w:ind w:left="317"/>
+      </w:pPr>
+      <w:hyperlink w:anchor="article_templetherapy_2273">
+        <w:r>
+          <w:rPr>
+            <w:color w:val="6B2F1A"/>
+            <w:u w:val="single"/>
+          </w:rPr>
+          <w:t>КАК СДЕЛАТЬ ШАМАНСКУЮ ЧИСТКУ ЧЕРЕЗ ЭГРЕГОР МАЙЯ?</w:t>
+        </w:r>
+      </w:hyperlink>
+    </w:p>
+    <w:p>
+      <w:pPr>
+        <w:spacing w:before="120" w:after="60" w:line="324" w:lineRule="auto"/>
+      </w:pPr>
+      <w:hyperlink w:anchor="chapter_2">
+        <w:r>
+          <w:rPr>
+            <w:color w:val="6B2F1A"/>
+            <w:u w:val="single"/>
+          </w:rPr>
+          <w:t>VIII. Анонсы и предложения</w:t>
+        </w:r>
+      </w:hyperlink>
+    </w:p>
+    <w:p>
+      <w:pPr>
+        <w:spacing w:before="0" w:after="40" w:line="276" w:lineRule="auto"/>
+        <w:ind w:left="317"/>
+      </w:pPr>
+      <w:hyperlink w:anchor="article_mayaismagic_91">
+        <w:r>
+          <w:rPr>
+            <w:color w:val="6B2F1A"/>
+            <w:u w:val="single"/>
+          </w:rPr>
+          <w:t>Вероятно, скоро я начну проводить Курс Мистерии Майя.</w:t>
+        </w:r>
+      </w:hyperlink>
+    </w:p>
+    <w:p>
+      <w:pPr>
+        <w:spacing w:before="0" w:after="40" w:line="276" w:lineRule="auto"/>
+        <w:ind w:left="317"/>
+      </w:pPr>
+      <w:hyperlink w:anchor="article_mayaismagic_93">
+        <w:r>
+          <w:rPr>
+            <w:color w:val="6B2F1A"/>
+            <w:u w:val="single"/>
+          </w:rPr>
+          <w:t>Есть спец-предложение:</w:t>
+        </w:r>
+      </w:hyperlink>
+    </w:p>
+    <w:p>
+      <w:pPr>
+        <w:spacing w:before="0" w:after="40" w:line="276" w:lineRule="auto"/>
+        <w:ind w:left="317"/>
+      </w:pPr>
+      <w:hyperlink w:anchor="article_templetherapy_2040">
+        <w:r>
+          <w:rPr>
+            <w:color w:val="6B2F1A"/>
+            <w:u w:val="single"/>
+          </w:rPr>
+          <w:t>Всем привет! Нашел свою медитацию Древо Жизни на восстановление сил.</w:t>
         </w:r>
       </w:hyperlink>
     </w:p>
@@ -415,13 +503,13 @@
         <w:tblLook w:firstColumn="1" w:firstRow="1" w:lastColumn="0" w:lastRow="0" w:noHBand="0" w:noVBand="1" w:val="04A0"/>
       </w:tblPr>
       <w:tblGrid>
-        <w:gridCol w:w="3456"/>
-        <w:gridCol w:w="5328"/>
+        <w:gridCol w:w="4392"/>
+        <w:gridCol w:w="5544"/>
       </w:tblGrid>
       <w:tr>
         <w:tc>
           <w:tcPr>
-            <w:tcW w:type="dxa" w:w="5083"/>
+            <w:tcW w:type="dxa" w:w="4392"/>
             <w:tcMar>
               <w:top w:w="100" w:type="dxa"/>
               <w:start w:w="120" w:type="dxa"/>
@@ -513,7 +601,7 @@
         </w:tc>
         <w:tc>
           <w:tcPr>
-            <w:tcW w:type="dxa" w:w="5083"/>
+            <w:tcW w:type="dxa" w:w="5544"/>
             <w:tcMar>
               <w:top w:w="100" w:type="dxa"/>
               <w:start w:w="120" w:type="dxa"/>
@@ -529,7 +617,7 @@
             <w:r>
               <w:drawing>
                 <wp:inline xmlns:a="http://schemas.openxmlformats.org/drawingml/2006/main" xmlns:pic="http://schemas.openxmlformats.org/drawingml/2006/picture">
-                  <wp:extent cx="3200400" cy="3200400"/>
+                  <wp:extent cx="3337560" cy="3337560"/>
                   <wp:docPr id="2" name="Picture 2"/>
                   <wp:cNvGraphicFramePr>
                     <a:graphicFrameLocks noChangeAspect="1"/>
@@ -550,7 +638,7 @@
                         <pic:spPr>
                           <a:xfrm>
                             <a:off x="0" y="0"/>
-                            <a:ext cx="3200400" cy="3200400"/>
+                            <a:ext cx="3337560" cy="3337560"/>
                           </a:xfrm>
                           <a:prstGeom prst="rect"/>
                         </pic:spPr>
@@ -681,13 +769,13 @@
         <w:tblLook w:firstColumn="1" w:firstRow="1" w:lastColumn="0" w:lastRow="0" w:noHBand="0" w:noVBand="1" w:val="04A0"/>
       </w:tblPr>
       <w:tblGrid>
-        <w:gridCol w:w="3456"/>
-        <w:gridCol w:w="5328"/>
+        <w:gridCol w:w="4392"/>
+        <w:gridCol w:w="5544"/>
       </w:tblGrid>
       <w:tr>
         <w:tc>
           <w:tcPr>
-            <w:tcW w:type="dxa" w:w="5083"/>
+            <w:tcW w:type="dxa" w:w="4392"/>
             <w:tcMar>
               <w:top w:w="100" w:type="dxa"/>
               <w:start w:w="120" w:type="dxa"/>
@@ -809,7 +897,7 @@
         </w:tc>
         <w:tc>
           <w:tcPr>
-            <w:tcW w:type="dxa" w:w="5083"/>
+            <w:tcW w:type="dxa" w:w="5544"/>
             <w:tcMar>
               <w:top w:w="100" w:type="dxa"/>
               <w:start w:w="120" w:type="dxa"/>
@@ -825,7 +913,7 @@
             <w:r>
               <w:drawing>
                 <wp:inline xmlns:a="http://schemas.openxmlformats.org/drawingml/2006/main" xmlns:pic="http://schemas.openxmlformats.org/drawingml/2006/picture">
-                  <wp:extent cx="3200400" cy="3197434"/>
+                  <wp:extent cx="3337560" cy="3334467"/>
                   <wp:docPr id="3" name="Picture 3"/>
                   <wp:cNvGraphicFramePr>
                     <a:graphicFrameLocks noChangeAspect="1"/>
@@ -846,7 +934,7 @@
                         <pic:spPr>
                           <a:xfrm>
                             <a:off x="0" y="0"/>
-                            <a:ext cx="3200400" cy="3197434"/>
+                            <a:ext cx="3337560" cy="3334467"/>
                           </a:xfrm>
                           <a:prstGeom prst="rect"/>
                         </pic:spPr>
@@ -951,13 +1039,13 @@
         <w:tblLook w:firstColumn="1" w:firstRow="1" w:lastColumn="0" w:lastRow="0" w:noHBand="0" w:noVBand="1" w:val="04A0"/>
       </w:tblPr>
       <w:tblGrid>
-        <w:gridCol w:w="3456"/>
-        <w:gridCol w:w="5328"/>
+        <w:gridCol w:w="4392"/>
+        <w:gridCol w:w="5544"/>
       </w:tblGrid>
       <w:tr>
         <w:tc>
           <w:tcPr>
-            <w:tcW w:type="dxa" w:w="5083"/>
+            <w:tcW w:type="dxa" w:w="4392"/>
             <w:tcMar>
               <w:top w:w="100" w:type="dxa"/>
               <w:start w:w="120" w:type="dxa"/>
@@ -1049,7 +1137,7 @@
         </w:tc>
         <w:tc>
           <w:tcPr>
-            <w:tcW w:type="dxa" w:w="5083"/>
+            <w:tcW w:type="dxa" w:w="5544"/>
             <w:tcMar>
               <w:top w:w="100" w:type="dxa"/>
               <w:start w:w="120" w:type="dxa"/>
@@ -1065,7 +1153,7 @@
             <w:r>
               <w:drawing>
                 <wp:inline xmlns:a="http://schemas.openxmlformats.org/drawingml/2006/main" xmlns:pic="http://schemas.openxmlformats.org/drawingml/2006/picture">
-                  <wp:extent cx="3200400" cy="3200400"/>
+                  <wp:extent cx="3337560" cy="3337560"/>
                   <wp:docPr id="4" name="Picture 4"/>
                   <wp:cNvGraphicFramePr>
                     <a:graphicFrameLocks noChangeAspect="1"/>
@@ -1086,7 +1174,7 @@
                         <pic:spPr>
                           <a:xfrm>
                             <a:off x="0" y="0"/>
-                            <a:ext cx="3200400" cy="3200400"/>
+                            <a:ext cx="3337560" cy="3337560"/>
                           </a:xfrm>
                           <a:prstGeom prst="rect"/>
                         </pic:spPr>
@@ -1243,13 +1331,13 @@
         <w:tblLook w:firstColumn="1" w:firstRow="1" w:lastColumn="0" w:lastRow="0" w:noHBand="0" w:noVBand="1" w:val="04A0"/>
       </w:tblPr>
       <w:tblGrid>
-        <w:gridCol w:w="3456"/>
-        <w:gridCol w:w="5328"/>
+        <w:gridCol w:w="4392"/>
+        <w:gridCol w:w="5544"/>
       </w:tblGrid>
       <w:tr>
         <w:tc>
           <w:tcPr>
-            <w:tcW w:type="dxa" w:w="5083"/>
+            <w:tcW w:type="dxa" w:w="4392"/>
             <w:tcMar>
               <w:top w:w="100" w:type="dxa"/>
               <w:start w:w="120" w:type="dxa"/>
@@ -1371,7 +1459,7 @@
         </w:tc>
         <w:tc>
           <w:tcPr>
-            <w:tcW w:type="dxa" w:w="5083"/>
+            <w:tcW w:type="dxa" w:w="5544"/>
             <w:tcMar>
               <w:top w:w="100" w:type="dxa"/>
               <w:start w:w="120" w:type="dxa"/>
@@ -1387,7 +1475,7 @@
             <w:r>
               <w:drawing>
                 <wp:inline xmlns:a="http://schemas.openxmlformats.org/drawingml/2006/main" xmlns:pic="http://schemas.openxmlformats.org/drawingml/2006/picture">
-                  <wp:extent cx="3200400" cy="3200400"/>
+                  <wp:extent cx="3337560" cy="3337560"/>
                   <wp:docPr id="5" name="Picture 5"/>
                   <wp:cNvGraphicFramePr>
                     <a:graphicFrameLocks noChangeAspect="1"/>
@@ -1408,7 +1496,7 @@
                         <pic:spPr>
                           <a:xfrm>
                             <a:off x="0" y="0"/>
-                            <a:ext cx="3200400" cy="3200400"/>
+                            <a:ext cx="3337560" cy="3337560"/>
                           </a:xfrm>
                           <a:prstGeom prst="rect"/>
                         </pic:spPr>
@@ -1497,13 +1585,13 @@
         <w:tblLook w:firstColumn="1" w:firstRow="1" w:lastColumn="0" w:lastRow="0" w:noHBand="0" w:noVBand="1" w:val="04A0"/>
       </w:tblPr>
       <w:tblGrid>
-        <w:gridCol w:w="3456"/>
-        <w:gridCol w:w="5328"/>
+        <w:gridCol w:w="4392"/>
+        <w:gridCol w:w="5544"/>
       </w:tblGrid>
       <w:tr>
         <w:tc>
           <w:tcPr>
-            <w:tcW w:type="dxa" w:w="5083"/>
+            <w:tcW w:type="dxa" w:w="4392"/>
             <w:tcMar>
               <w:top w:w="100" w:type="dxa"/>
               <w:start w:w="120" w:type="dxa"/>
@@ -1595,7 +1683,7 @@
         </w:tc>
         <w:tc>
           <w:tcPr>
-            <w:tcW w:type="dxa" w:w="5083"/>
+            <w:tcW w:type="dxa" w:w="5544"/>
             <w:tcMar>
               <w:top w:w="100" w:type="dxa"/>
               <w:start w:w="120" w:type="dxa"/>
@@ -1611,7 +1699,7 @@
             <w:r>
               <w:drawing>
                 <wp:inline xmlns:a="http://schemas.openxmlformats.org/drawingml/2006/main" xmlns:pic="http://schemas.openxmlformats.org/drawingml/2006/picture">
-                  <wp:extent cx="3200400" cy="3200400"/>
+                  <wp:extent cx="3337560" cy="3337560"/>
                   <wp:docPr id="6" name="Picture 6"/>
                   <wp:cNvGraphicFramePr>
                     <a:graphicFrameLocks noChangeAspect="1"/>
@@ -1632,7 +1720,7 @@
                         <pic:spPr>
                           <a:xfrm>
                             <a:off x="0" y="0"/>
-                            <a:ext cx="3200400" cy="3200400"/>
+                            <a:ext cx="3337560" cy="3337560"/>
                           </a:xfrm>
                           <a:prstGeom prst="rect"/>
                         </pic:spPr>
@@ -1777,13 +1865,13 @@
         <w:tblLook w:firstColumn="1" w:firstRow="1" w:lastColumn="0" w:lastRow="0" w:noHBand="0" w:noVBand="1" w:val="04A0"/>
       </w:tblPr>
       <w:tblGrid>
-        <w:gridCol w:w="3456"/>
-        <w:gridCol w:w="5328"/>
+        <w:gridCol w:w="4392"/>
+        <w:gridCol w:w="5544"/>
       </w:tblGrid>
       <w:tr>
         <w:tc>
           <w:tcPr>
-            <w:tcW w:type="dxa" w:w="5083"/>
+            <w:tcW w:type="dxa" w:w="4392"/>
             <w:tcMar>
               <w:top w:w="100" w:type="dxa"/>
               <w:start w:w="120" w:type="dxa"/>
@@ -1935,7 +2023,7 @@
         </w:tc>
         <w:tc>
           <w:tcPr>
-            <w:tcW w:type="dxa" w:w="5083"/>
+            <w:tcW w:type="dxa" w:w="5544"/>
             <w:tcMar>
               <w:top w:w="100" w:type="dxa"/>
               <w:start w:w="120" w:type="dxa"/>
@@ -1951,7 +2039,7 @@
             <w:r>
               <w:drawing>
                 <wp:inline xmlns:a="http://schemas.openxmlformats.org/drawingml/2006/main" xmlns:pic="http://schemas.openxmlformats.org/drawingml/2006/picture">
-                  <wp:extent cx="3200400" cy="3200400"/>
+                  <wp:extent cx="3337560" cy="3337560"/>
                   <wp:docPr id="7" name="Picture 7"/>
                   <wp:cNvGraphicFramePr>
                     <a:graphicFrameLocks noChangeAspect="1"/>
@@ -1972,7 +2060,7 @@
                         <pic:spPr>
                           <a:xfrm>
                             <a:off x="0" y="0"/>
-                            <a:ext cx="3200400" cy="3200400"/>
+                            <a:ext cx="3337560" cy="3337560"/>
                           </a:xfrm>
                           <a:prstGeom prst="rect"/>
                         </pic:spPr>
@@ -2161,13 +2249,13 @@
         <w:tblLook w:firstColumn="1" w:firstRow="1" w:lastColumn="0" w:lastRow="0" w:noHBand="0" w:noVBand="1" w:val="04A0"/>
       </w:tblPr>
       <w:tblGrid>
-        <w:gridCol w:w="3456"/>
-        <w:gridCol w:w="5328"/>
+        <w:gridCol w:w="4392"/>
+        <w:gridCol w:w="5544"/>
       </w:tblGrid>
       <w:tr>
         <w:tc>
           <w:tcPr>
-            <w:tcW w:type="dxa" w:w="5083"/>
+            <w:tcW w:type="dxa" w:w="4392"/>
             <w:tcMar>
               <w:top w:w="100" w:type="dxa"/>
               <w:start w:w="120" w:type="dxa"/>
@@ -2259,7 +2347,7 @@
         </w:tc>
         <w:tc>
           <w:tcPr>
-            <w:tcW w:type="dxa" w:w="5083"/>
+            <w:tcW w:type="dxa" w:w="5544"/>
             <w:tcMar>
               <w:top w:w="100" w:type="dxa"/>
               <w:start w:w="120" w:type="dxa"/>
@@ -2275,7 +2363,7 @@
             <w:r>
               <w:drawing>
                 <wp:inline xmlns:a="http://schemas.openxmlformats.org/drawingml/2006/main" xmlns:pic="http://schemas.openxmlformats.org/drawingml/2006/picture">
-                  <wp:extent cx="3200400" cy="3200400"/>
+                  <wp:extent cx="3337560" cy="3337560"/>
                   <wp:docPr id="8" name="Picture 8"/>
                   <wp:cNvGraphicFramePr>
                     <a:graphicFrameLocks noChangeAspect="1"/>
@@ -2296,7 +2384,7 @@
                         <pic:spPr>
                           <a:xfrm>
                             <a:off x="0" y="0"/>
-                            <a:ext cx="3200400" cy="3200400"/>
+                            <a:ext cx="3337560" cy="3337560"/>
                           </a:xfrm>
                           <a:prstGeom prst="rect"/>
                         </pic:spPr>
@@ -2393,13 +2481,13 @@
         <w:tblLook w:firstColumn="1" w:firstRow="1" w:lastColumn="0" w:lastRow="0" w:noHBand="0" w:noVBand="1" w:val="04A0"/>
       </w:tblPr>
       <w:tblGrid>
-        <w:gridCol w:w="3456"/>
-        <w:gridCol w:w="5328"/>
+        <w:gridCol w:w="4392"/>
+        <w:gridCol w:w="5544"/>
       </w:tblGrid>
       <w:tr>
         <w:tc>
           <w:tcPr>
-            <w:tcW w:type="dxa" w:w="5083"/>
+            <w:tcW w:type="dxa" w:w="4392"/>
             <w:tcMar>
               <w:top w:w="100" w:type="dxa"/>
               <w:start w:w="120" w:type="dxa"/>
@@ -2461,7 +2549,7 @@
         </w:tc>
         <w:tc>
           <w:tcPr>
-            <w:tcW w:type="dxa" w:w="5083"/>
+            <w:tcW w:type="dxa" w:w="5544"/>
             <w:tcMar>
               <w:top w:w="100" w:type="dxa"/>
               <w:start w:w="120" w:type="dxa"/>
@@ -2477,7 +2565,7 @@
             <w:r>
               <w:drawing>
                 <wp:inline xmlns:a="http://schemas.openxmlformats.org/drawingml/2006/main" xmlns:pic="http://schemas.openxmlformats.org/drawingml/2006/picture">
-                  <wp:extent cx="3200400" cy="3200400"/>
+                  <wp:extent cx="3337560" cy="3337560"/>
                   <wp:docPr id="9" name="Picture 9"/>
                   <wp:cNvGraphicFramePr>
                     <a:graphicFrameLocks noChangeAspect="1"/>
@@ -2498,7 +2586,7 @@
                         <pic:spPr>
                           <a:xfrm>
                             <a:off x="0" y="0"/>
-                            <a:ext cx="3200400" cy="3200400"/>
+                            <a:ext cx="3337560" cy="3337560"/>
                           </a:xfrm>
                           <a:prstGeom prst="rect"/>
                         </pic:spPr>
@@ -2605,13 +2693,13 @@
         <w:tblLook w:firstColumn="1" w:firstRow="1" w:lastColumn="0" w:lastRow="0" w:noHBand="0" w:noVBand="1" w:val="04A0"/>
       </w:tblPr>
       <w:tblGrid>
-        <w:gridCol w:w="3456"/>
-        <w:gridCol w:w="5328"/>
+        <w:gridCol w:w="4392"/>
+        <w:gridCol w:w="5544"/>
       </w:tblGrid>
       <w:tr>
         <w:tc>
           <w:tcPr>
-            <w:tcW w:type="dxa" w:w="5083"/>
+            <w:tcW w:type="dxa" w:w="4392"/>
             <w:tcMar>
               <w:top w:w="100" w:type="dxa"/>
               <w:start w:w="120" w:type="dxa"/>
@@ -2620,7 +2708,1717 @@
             </w:tcMar>
           </w:tcPr>
           <w:p>
-            <w:bookmarkStart w:id="10" w:name="article_mayaismagic_91"/>
+            <w:bookmarkStart w:id="10" w:name="article_templetherapy_58"/>
+            <w:pPr>
+              <w:spacing w:before="0" w:after="160" w:line="324" w:lineRule="auto"/>
+            </w:pPr>
+            <w:r>
+              <w:rPr>
+                <w:rFonts w:ascii="Georgia" w:hAnsi="Georgia"/>
+                <w:b/>
+                <w:color w:val="6B2F1A"/>
+                <w:sz w:val="40"/>
+              </w:rPr>
+              <w:t>А так же можно выйти на уровень импульса творения, сока реальности, чтоб подключить его к своим делам, здоровью, синхронизироваться с ним.</w:t>
+            </w:r>
+            <w:bookmarkEnd w:id="10"/>
+          </w:p>
+          <w:p>
+            <w:pPr>
+              <w:spacing w:before="0" w:after="0" w:line="324" w:lineRule="auto"/>
+            </w:pPr>
+            <w:r>
+              <w:rPr>
+                <w:rFonts w:ascii="Georgia" w:hAnsi="Georgia"/>
+                <w:b/>
+                <w:color w:val="B7791F"/>
+                <w:sz w:val="21"/>
+              </w:rPr>
+              <w:t>Источник: TempleTherapy · пост 58</w:t>
+              <w:br/>
+            </w:r>
+            <w:r>
+              <w:rPr>
+                <w:rFonts w:ascii="Georgia" w:hAnsi="Georgia"/>
+                <w:b w:val="0"/>
+                <w:color w:val="6D5A4D"/>
+                <w:sz w:val="21"/>
+              </w:rPr>
+              <w:t>Дата: 2021-03-16T15:35:41+00:00</w:t>
+              <w:br/>
+            </w:r>
+            <w:r>
+              <w:rPr>
+                <w:rFonts w:ascii="Georgia" w:hAnsi="Georgia"/>
+                <w:b w:val="0"/>
+                <w:color w:val="6B2F1A"/>
+                <w:sz w:val="21"/>
+              </w:rPr>
+              <w:t>https://t.me/TempleTherapy/58</w:t>
+              <w:br/>
+            </w:r>
+          </w:p>
+        </w:tc>
+        <w:tc>
+          <w:tcPr>
+            <w:tcW w:type="dxa" w:w="5544"/>
+            <w:tcMar>
+              <w:top w:w="100" w:type="dxa"/>
+              <w:start w:w="120" w:type="dxa"/>
+              <w:bottom w:w="100" w:type="dxa"/>
+              <w:end w:w="120" w:type="dxa"/>
+            </w:tcMar>
+            <w:vAlign w:val="top"/>
+          </w:tcPr>
+          <w:p>
+            <w:pPr>
+              <w:jc w:val="right"/>
+            </w:pPr>
+            <w:r>
+              <w:drawing>
+                <wp:inline xmlns:a="http://schemas.openxmlformats.org/drawingml/2006/main" xmlns:pic="http://schemas.openxmlformats.org/drawingml/2006/picture">
+                  <wp:extent cx="3337560" cy="3337560"/>
+                  <wp:docPr id="10" name="Picture 10"/>
+                  <wp:cNvGraphicFramePr>
+                    <a:graphicFrameLocks noChangeAspect="1"/>
+                  </wp:cNvGraphicFramePr>
+                  <a:graphic>
+                    <a:graphicData uri="http://schemas.openxmlformats.org/drawingml/2006/picture">
+                      <pic:pic>
+                        <pic:nvPicPr>
+                          <pic:cNvPr id="0" name="post-58-1.jpg"/>
+                          <pic:cNvPicPr/>
+                        </pic:nvPicPr>
+                        <pic:blipFill>
+                          <a:blip r:embed="rId11"/>
+                          <a:stretch>
+                            <a:fillRect/>
+                          </a:stretch>
+                        </pic:blipFill>
+                        <pic:spPr>
+                          <a:xfrm>
+                            <a:off x="0" y="0"/>
+                            <a:ext cx="3337560" cy="3337560"/>
+                          </a:xfrm>
+                          <a:prstGeom prst="rect"/>
+                        </pic:spPr>
+                      </pic:pic>
+                    </a:graphicData>
+                  </a:graphic>
+                </wp:inline>
+              </w:drawing>
+            </w:r>
+          </w:p>
+        </w:tc>
+      </w:tr>
+    </w:tbl>
+    <w:p>
+      <w:pPr>
+        <w:spacing w:before="240" w:after="140" w:line="300" w:lineRule="auto"/>
+      </w:pPr>
+      <w:r>
+        <w:rPr>
+          <w:rFonts w:ascii="Georgia" w:hAnsi="Georgia"/>
+          <w:b w:val="0"/>
+          <w:color w:val="2F241D"/>
+          <w:sz w:val="30"/>
+        </w:rPr>
+        <w:t>А так же можно выйти на уровень импульса творения, сока реальности, чтоб подключить его к своим делам, здоровью, синхронизироваться с ним.</w:t>
+        <w:br/>
+        <w:br/>
+        <w:t>Это исследование</w:t>
+        <w:br/>
+        <w:br/>
+        <w:t>Настройка 1. Нулевой уровень (потенциал сущего) - когда творение еще не проявлено.</w:t>
+        <w:br/>
+        <w:br/>
+        <w:t>Треск огня</w:t>
+        <w:br/>
+        <w:t>Сияньем полон</w:t>
+        <w:br/>
+        <w:t>В ночи нет цвета</w:t>
+        <w:br/>
+        <w:t>В ней есть все.</w:t>
+        <w:br/>
+        <w:t>(В ней зерно).</w:t>
+        <w:br/>
+        <w:br/>
+        <w:t>Настройка 2. Ось Реальности - когда творение уже проявлено, соки текут по Древу.</w:t>
+        <w:br/>
+        <w:br/>
+        <w:t>Раскинулась ветвистая</w:t>
+        <w:br/>
+        <w:t>Творящая среда</w:t>
+        <w:br/>
+        <w:t>Здесь жизнь цветет неистово</w:t>
+        <w:br/>
+        <w:t>Взвиваясь ото сна.</w:t>
+        <w:br/>
+        <w:br/>
+        <w:t>Цветет, вскрываясь радугой,</w:t>
+        <w:br/>
+        <w:t>Поющая страна</w:t>
+        <w:br/>
+        <w:t>Горя побед величием</w:t>
+        <w:br/>
+        <w:t>Могущая земля.</w:t>
+        <w:br/>
+        <w:br/>
+        <w:t>Примечание: через 2 настройку можно пробовать включаться в Полноту Майя, направлять потоки реальности куда нужно. И через настройку 1 можно включаться в Пустоту майя и готовить устье, по которым потекут Реки Жизни Мира.</w:t>
+        <w:br/>
+        <w:br/>
+        <w:t>Но подчеркну, работа с Полотном реальности это уже 2я ступень Шаманизма Майя.</w:t>
+        <w:br/>
+        <w:t>Для начала надо наработать включение в Биение крови этого мира, ощутить стук сердца леса, города, бизнес-проекта и т.п. наработать 1 ступень.</w:t>
+        <w:br/>
+        <w:br/>
+        <w:t>Кому интересно тренироваться, пишите.</w:t>
+        <w:br/>
+        <w:br/>
+        <w:t>На 3й ступени вы поймете, что текущий срез реальности - это всего лишь одна из эманаций Змея-демиурга, и можно переходить между этими реальностями, как меняя полутона перламутровой ракушки, входя в нужный слой через символизм числ и знаков, как через портал.</w:t>
+        <w:br/>
+        <w:br/>
+        <w:t>Но войдя в новый слой, опять нужно уметь раскрыть его Древо, что мы исследуем на 2й ступени изучения Шаманизма Майя.</w:t>
+      </w:r>
+    </w:p>
+    <w:tbl>
+      <w:tblPr>
+        <w:tblW w:type="auto" w:w="0"/>
+        <w:tblLayout w:type="fixed"/>
+        <w:tblLook w:firstColumn="1" w:firstRow="1" w:lastColumn="0" w:lastRow="0" w:noHBand="0" w:noVBand="1" w:val="04A0"/>
+      </w:tblPr>
+      <w:tblGrid>
+        <w:gridCol w:w="10166"/>
+      </w:tblGrid>
+      <w:tr>
+        <w:tc>
+          <w:tcPr>
+            <w:tcW w:type="dxa" w:w="10166"/>
+            <w:shd w:fill="FBF4E9"/>
+            <w:tcMar>
+              <w:top w:w="100" w:type="dxa"/>
+              <w:start w:w="120" w:type="dxa"/>
+              <w:bottom w:w="100" w:type="dxa"/>
+              <w:end w:w="120" w:type="dxa"/>
+            </w:tcMar>
+            <w:vAlign w:val="center"/>
+          </w:tcPr>
+          <w:p>
+            <w:pPr>
+              <w:spacing w:before="0" w:after="0" w:line="324" w:lineRule="auto"/>
+            </w:pPr>
+            <w:r>
+              <w:rPr>
+                <w:rFonts w:ascii="Georgia" w:hAnsi="Georgia"/>
+                <w:b/>
+                <w:color w:val="B7791F"/>
+                <w:sz w:val="20"/>
+              </w:rPr>
+              <w:t>III. НАСТРОЙКИ И ЭНЕРГИИ МАЙЯ И АЦТЕКОВ</w:t>
+            </w:r>
+          </w:p>
+        </w:tc>
+      </w:tr>
+    </w:tbl>
+    <w:tbl>
+      <w:tblPr>
+        <w:tblW w:type="auto" w:w="0"/>
+        <w:jc w:val="right"/>
+        <w:tblLayout w:type="fixed"/>
+        <w:tblLook w:firstColumn="1" w:firstRow="1" w:lastColumn="0" w:lastRow="0" w:noHBand="0" w:noVBand="1" w:val="04A0"/>
+      </w:tblPr>
+      <w:tblGrid>
+        <w:gridCol w:w="4392"/>
+        <w:gridCol w:w="5544"/>
+      </w:tblGrid>
+      <w:tr>
+        <w:tc>
+          <w:tcPr>
+            <w:tcW w:type="dxa" w:w="4392"/>
+            <w:tcMar>
+              <w:top w:w="100" w:type="dxa"/>
+              <w:start w:w="120" w:type="dxa"/>
+              <w:bottom w:w="100" w:type="dxa"/>
+              <w:end w:w="120" w:type="dxa"/>
+            </w:tcMar>
+          </w:tcPr>
+          <w:p>
+            <w:bookmarkStart w:id="11" w:name="article_templetherapy_67"/>
+            <w:pPr>
+              <w:spacing w:before="0" w:after="160" w:line="324" w:lineRule="auto"/>
+            </w:pPr>
+            <w:r>
+              <w:rPr>
+                <w:rFonts w:ascii="Georgia" w:hAnsi="Georgia"/>
+                <w:b/>
+                <w:color w:val="6B2F1A"/>
+                <w:sz w:val="40"/>
+              </w:rPr>
+              <w:t>Шаманизм Майя.</w:t>
+            </w:r>
+            <w:bookmarkEnd w:id="11"/>
+          </w:p>
+          <w:p>
+            <w:pPr>
+              <w:spacing w:before="0" w:after="0" w:line="324" w:lineRule="auto"/>
+            </w:pPr>
+            <w:r>
+              <w:rPr>
+                <w:rFonts w:ascii="Georgia" w:hAnsi="Georgia"/>
+                <w:b/>
+                <w:color w:val="B7791F"/>
+                <w:sz w:val="21"/>
+              </w:rPr>
+              <w:t>Источник: TempleTherapy · пост 67</w:t>
+              <w:br/>
+            </w:r>
+            <w:r>
+              <w:rPr>
+                <w:rFonts w:ascii="Georgia" w:hAnsi="Georgia"/>
+                <w:b w:val="0"/>
+                <w:color w:val="6D5A4D"/>
+                <w:sz w:val="21"/>
+              </w:rPr>
+              <w:t>Дата: 2021-03-18T23:59:13+00:00</w:t>
+              <w:br/>
+            </w:r>
+            <w:r>
+              <w:rPr>
+                <w:rFonts w:ascii="Georgia" w:hAnsi="Georgia"/>
+                <w:b w:val="0"/>
+                <w:color w:val="6B2F1A"/>
+                <w:sz w:val="21"/>
+              </w:rPr>
+              <w:t>https://t.me/TempleTherapy/67</w:t>
+              <w:br/>
+            </w:r>
+          </w:p>
+        </w:tc>
+        <w:tc>
+          <w:tcPr>
+            <w:tcW w:type="dxa" w:w="5544"/>
+            <w:tcMar>
+              <w:top w:w="100" w:type="dxa"/>
+              <w:start w:w="120" w:type="dxa"/>
+              <w:bottom w:w="100" w:type="dxa"/>
+              <w:end w:w="120" w:type="dxa"/>
+            </w:tcMar>
+            <w:vAlign w:val="top"/>
+          </w:tcPr>
+          <w:p>
+            <w:pPr>
+              <w:jc w:val="right"/>
+            </w:pPr>
+            <w:r>
+              <w:drawing>
+                <wp:inline xmlns:a="http://schemas.openxmlformats.org/drawingml/2006/main" xmlns:pic="http://schemas.openxmlformats.org/drawingml/2006/picture">
+                  <wp:extent cx="3337560" cy="3337560"/>
+                  <wp:docPr id="11" name="Picture 11"/>
+                  <wp:cNvGraphicFramePr>
+                    <a:graphicFrameLocks noChangeAspect="1"/>
+                  </wp:cNvGraphicFramePr>
+                  <a:graphic>
+                    <a:graphicData uri="http://schemas.openxmlformats.org/drawingml/2006/picture">
+                      <pic:pic>
+                        <pic:nvPicPr>
+                          <pic:cNvPr id="0" name="post-58-1.jpg"/>
+                          <pic:cNvPicPr/>
+                        </pic:nvPicPr>
+                        <pic:blipFill>
+                          <a:blip r:embed="rId11"/>
+                          <a:stretch>
+                            <a:fillRect/>
+                          </a:stretch>
+                        </pic:blipFill>
+                        <pic:spPr>
+                          <a:xfrm>
+                            <a:off x="0" y="0"/>
+                            <a:ext cx="3337560" cy="3337560"/>
+                          </a:xfrm>
+                          <a:prstGeom prst="rect"/>
+                        </pic:spPr>
+                      </pic:pic>
+                    </a:graphicData>
+                  </a:graphic>
+                </wp:inline>
+              </w:drawing>
+            </w:r>
+          </w:p>
+        </w:tc>
+      </w:tr>
+    </w:tbl>
+    <w:p>
+      <w:pPr>
+        <w:spacing w:before="240" w:after="140" w:line="300" w:lineRule="auto"/>
+      </w:pPr>
+      <w:r>
+        <w:rPr>
+          <w:rFonts w:ascii="Georgia" w:hAnsi="Georgia"/>
+          <w:b w:val="0"/>
+          <w:color w:val="2F241D"/>
+          <w:sz w:val="30"/>
+        </w:rPr>
+        <w:t>Шаманизм Майя.</w:t>
+        <w:br/>
+        <w:t>Часть 2.2. Магия Ветра.</w:t>
+        <w:br/>
+        <w:br/>
+        <w:t>Чтобы уметь раскрыть Ткань Реальности - нужно уметь работать с Силами, которые ее удерживают.</w:t>
+        <w:br/>
+        <w:br/>
+        <w:t>Предания Майя говорят, что реальность была сформирована силой Намерения Пернатого змея из хаоса (урагана).</w:t>
+        <w:br/>
+        <w:br/>
+        <w:t>Верховный Шаман Майя, как Пернатый Змей, формирует реальность, управляя ее ветрами (трендами).</w:t>
+        <w:br/>
+        <w:br/>
+        <w:t>Потому потенции стихий Ветра и Дождя первичны. В них содержатся блага и несчастья, которые могут проявиться в жизни. Боги Ветра и Дождя держат 4ре стороны света.</w:t>
+        <w:br/>
+        <w:br/>
+        <w:t>Укрощение базовых потенций Ветра и Дождя (воздуха и воды) - это то, что мы тренируем на 2й ступени шаманизма майя.</w:t>
+        <w:br/>
+        <w:br/>
+        <w:t>БОГ ВЕТРА.</w:t>
+        <w:br/>
+        <w:br/>
+        <w:t>Впервые я взял настройку на Бога Ветра в Традиции Ацтеков в музее Толтеков. Я долго бегал за всеми экскурсоводами, чтобы они прояснили, что это за диковинный образ с телом обезьяны и клювом гуся.</w:t>
+        <w:br/>
+        <w:br/>
+        <w:t>Как выяснилось, в этом есть символизм. Обезьяна символизирунт подвижность, а клюв - дуновение, управление ветром.</w:t>
+        <w:br/>
+        <w:t>И сама статуэтка уже сдвигала сознание, несла настройку. Попробуйте ощутить.</w:t>
+        <w:br/>
+        <w:br/>
+        <w:t>НАСТРОЙКА 1. Бог ветра Ацтеков.</w:t>
+        <w:br/>
+        <w:br/>
+        <w:t>Струится сознание в безбрежности мира</w:t>
+        <w:br/>
+        <w:t>Ты видишь что не было, видишь что было</w:t>
+        <w:br/>
+        <w:br/>
+        <w:t>(Смывается форма с привычного мира)</w:t>
+        <w:br/>
+        <w:t>Колышится форма привычного пира</w:t>
+        <w:br/>
+        <w:t>Стирая легко что ненужно, отжило.</w:t>
+        <w:br/>
+        <w:br/>
+        <w:t>Твой ветер запустит картину иную</w:t>
+        <w:br/>
+        <w:t>Внесет силу Духа в реальность любую</w:t>
+        <w:br/>
+        <w:t>Направит движенье, встряхнет облака,</w:t>
+        <w:br/>
+        <w:t>Развеет туманы, раскрыв паруса.</w:t>
+        <w:br/>
+        <w:br/>
+        <w:t>==</w:t>
+        <w:br/>
+        <w:t>Спокойно струятся реальности мира</w:t>
+        <w:br/>
+        <w:t>Здесь что-то нисходит, вздымаясь игриво</w:t>
+        <w:br/>
+        <w:t>В бурлящей кастрюле рожденья миров</w:t>
+        <w:br/>
+        <w:t>Вершится судьба поединка Богов.</w:t>
+      </w:r>
+    </w:p>
+    <w:tbl>
+      <w:tblPr>
+        <w:tblW w:type="auto" w:w="0"/>
+        <w:tblLayout w:type="fixed"/>
+        <w:tblLook w:firstColumn="1" w:firstRow="1" w:lastColumn="0" w:lastRow="0" w:noHBand="0" w:noVBand="1" w:val="04A0"/>
+      </w:tblPr>
+      <w:tblGrid>
+        <w:gridCol w:w="10166"/>
+      </w:tblGrid>
+      <w:tr>
+        <w:tc>
+          <w:tcPr>
+            <w:tcW w:type="dxa" w:w="10166"/>
+            <w:shd w:fill="FBF4E9"/>
+            <w:tcMar>
+              <w:top w:w="100" w:type="dxa"/>
+              <w:start w:w="120" w:type="dxa"/>
+              <w:bottom w:w="100" w:type="dxa"/>
+              <w:end w:w="120" w:type="dxa"/>
+            </w:tcMar>
+            <w:vAlign w:val="center"/>
+          </w:tcPr>
+          <w:p>
+            <w:pPr>
+              <w:spacing w:before="0" w:after="0" w:line="324" w:lineRule="auto"/>
+            </w:pPr>
+            <w:r>
+              <w:rPr>
+                <w:rFonts w:ascii="Georgia" w:hAnsi="Georgia"/>
+                <w:b/>
+                <w:color w:val="B7791F"/>
+                <w:sz w:val="20"/>
+              </w:rPr>
+              <w:t>III. НАСТРОЙКИ И ЭНЕРГИИ МАЙЯ И АЦТЕКОВ</w:t>
+            </w:r>
+          </w:p>
+        </w:tc>
+      </w:tr>
+    </w:tbl>
+    <w:tbl>
+      <w:tblPr>
+        <w:tblW w:type="auto" w:w="0"/>
+        <w:jc w:val="right"/>
+        <w:tblLayout w:type="fixed"/>
+        <w:tblLook w:firstColumn="1" w:firstRow="1" w:lastColumn="0" w:lastRow="0" w:noHBand="0" w:noVBand="1" w:val="04A0"/>
+      </w:tblPr>
+      <w:tblGrid>
+        <w:gridCol w:w="4392"/>
+        <w:gridCol w:w="5544"/>
+      </w:tblGrid>
+      <w:tr>
+        <w:tc>
+          <w:tcPr>
+            <w:tcW w:type="dxa" w:w="4392"/>
+            <w:tcMar>
+              <w:top w:w="100" w:type="dxa"/>
+              <w:start w:w="120" w:type="dxa"/>
+              <w:bottom w:w="100" w:type="dxa"/>
+              <w:end w:w="120" w:type="dxa"/>
+            </w:tcMar>
+          </w:tcPr>
+          <w:p>
+            <w:bookmarkStart w:id="12" w:name="article_templetherapy_81"/>
+            <w:pPr>
+              <w:spacing w:before="0" w:after="160" w:line="324" w:lineRule="auto"/>
+            </w:pPr>
+            <w:r>
+              <w:rPr>
+                <w:rFonts w:ascii="Georgia" w:hAnsi="Georgia"/>
+                <w:b/>
+                <w:color w:val="6B2F1A"/>
+                <w:sz w:val="40"/>
+              </w:rPr>
+              <w:t>Для эксперимента предлагаю Вам повключаться в Традицию Майя и Ацтеков через 5ю ступень Рейки Иггдрасиль.</w:t>
+            </w:r>
+            <w:bookmarkEnd w:id="12"/>
+          </w:p>
+          <w:p>
+            <w:pPr>
+              <w:spacing w:before="0" w:after="0" w:line="324" w:lineRule="auto"/>
+            </w:pPr>
+            <w:r>
+              <w:rPr>
+                <w:rFonts w:ascii="Georgia" w:hAnsi="Georgia"/>
+                <w:b/>
+                <w:color w:val="B7791F"/>
+                <w:sz w:val="21"/>
+              </w:rPr>
+              <w:t>Источник: TempleTherapy · пост 81</w:t>
+              <w:br/>
+            </w:r>
+            <w:r>
+              <w:rPr>
+                <w:rFonts w:ascii="Georgia" w:hAnsi="Georgia"/>
+                <w:b w:val="0"/>
+                <w:color w:val="6D5A4D"/>
+                <w:sz w:val="21"/>
+              </w:rPr>
+              <w:t>Дата: 2021-03-20T03:38:39+00:00</w:t>
+              <w:br/>
+            </w:r>
+            <w:r>
+              <w:rPr>
+                <w:rFonts w:ascii="Georgia" w:hAnsi="Georgia"/>
+                <w:b w:val="0"/>
+                <w:color w:val="6B2F1A"/>
+                <w:sz w:val="21"/>
+              </w:rPr>
+              <w:t>https://t.me/TempleTherapy/81</w:t>
+              <w:br/>
+            </w:r>
+          </w:p>
+        </w:tc>
+        <w:tc>
+          <w:tcPr>
+            <w:tcW w:type="dxa" w:w="5544"/>
+            <w:tcMar>
+              <w:top w:w="100" w:type="dxa"/>
+              <w:start w:w="120" w:type="dxa"/>
+              <w:bottom w:w="100" w:type="dxa"/>
+              <w:end w:w="120" w:type="dxa"/>
+            </w:tcMar>
+            <w:vAlign w:val="top"/>
+          </w:tcPr>
+          <w:p>
+            <w:pPr>
+              <w:jc w:val="right"/>
+            </w:pPr>
+            <w:r>
+              <w:drawing>
+                <wp:inline xmlns:a="http://schemas.openxmlformats.org/drawingml/2006/main" xmlns:pic="http://schemas.openxmlformats.org/drawingml/2006/picture">
+                  <wp:extent cx="3337560" cy="2320820"/>
+                  <wp:docPr id="12" name="Picture 12"/>
+                  <wp:cNvGraphicFramePr>
+                    <a:graphicFrameLocks noChangeAspect="1"/>
+                  </wp:cNvGraphicFramePr>
+                  <a:graphic>
+                    <a:graphicData uri="http://schemas.openxmlformats.org/drawingml/2006/picture">
+                      <pic:pic>
+                        <pic:nvPicPr>
+                          <pic:cNvPr id="0" name="post-80-1.jpg"/>
+                          <pic:cNvPicPr/>
+                        </pic:nvPicPr>
+                        <pic:blipFill>
+                          <a:blip r:embed="rId20"/>
+                          <a:stretch>
+                            <a:fillRect/>
+                          </a:stretch>
+                        </pic:blipFill>
+                        <pic:spPr>
+                          <a:xfrm>
+                            <a:off x="0" y="0"/>
+                            <a:ext cx="3337560" cy="2320820"/>
+                          </a:xfrm>
+                          <a:prstGeom prst="rect"/>
+                        </pic:spPr>
+                      </pic:pic>
+                    </a:graphicData>
+                  </a:graphic>
+                </wp:inline>
+              </w:drawing>
+            </w:r>
+          </w:p>
+        </w:tc>
+      </w:tr>
+    </w:tbl>
+    <w:p>
+      <w:pPr>
+        <w:spacing w:before="240" w:after="140" w:line="300" w:lineRule="auto"/>
+      </w:pPr>
+      <w:r>
+        <w:rPr>
+          <w:rFonts w:ascii="Georgia" w:hAnsi="Georgia"/>
+          <w:b w:val="0"/>
+          <w:color w:val="2F241D"/>
+          <w:sz w:val="30"/>
+        </w:rPr>
+        <w:t>Для эксперимента предлагаю Вам повключаться в Традицию Майя и Ацтеков через 5ю ступень Рейки Иггдрасиль.</w:t>
+        <w:br/>
+        <w:br/>
+        <w:t>Напишите, в чем разница Канала Тлалока и Канала Чаака?</w:t>
+        <w:br/>
+        <w:br/>
+        <w:t>Вот, что получилось пока у меня.</w:t>
+        <w:br/>
+        <w:br/>
+        <w:t>Настройка 5. ТЛАЛОК (через РИ)</w:t>
+        <w:br/>
+        <w:br/>
+        <w:t>Несу я в корзине подарки Богов</w:t>
+        <w:br/>
+        <w:t>Не смею ослабнуть, рассыпав покров.</w:t>
+        <w:br/>
+        <w:t>Смысл жизни моей это смочь удежать</w:t>
+        <w:br/>
+        <w:t>Даров бриллианты, вместив неба власть.</w:t>
+        <w:br/>
+        <w:br/>
+        <w:t>Примечание. Возникает ощущение большого охвата, широты, ты отвечаешь за баланс. Ты хранишь и раздаешь влагу, но умеренно, с пользой, дабы это не обернулось вдруг ливнем.</w:t>
+        <w:br/>
+        <w:br/>
+        <w:t>Задача сохранять равновесие, баланс. И если ты устойчив, тогда обьем влаги, событий, денег, любви можно усилить многократно.</w:t>
+        <w:br/>
+        <w:br/>
+        <w:t>А еще он дает стабильность и устойчивость в хаосе и панике. Когда казалось бы все рушится, он позволяет сохранить самообладание.</w:t>
+        <w:br/>
+        <w:br/>
+        <w:t>Настройка 6. ЧААК (Через РИ).</w:t>
+        <w:br/>
+        <w:br/>
+        <w:t>Сверкающей молнией разверзнется небо</w:t>
+        <w:br/>
+        <w:t>И хлынут на землю потоки воды</w:t>
+        <w:br/>
+        <w:t>Чак смело сметает негодное племя</w:t>
+        <w:br/>
+        <w:t>Чак место готовит для новой стези</w:t>
+        <w:br/>
+        <w:br/>
+        <w:t>Он дерзко играет сердцами народов</w:t>
+        <w:br/>
+        <w:t>И лучшей судьбы у него не проси</w:t>
+        <w:br/>
+        <w:t>Лишь следуй веленьям беспечного Бога</w:t>
+        <w:br/>
+        <w:t>Подарки живые к воде отнеси.</w:t>
+        <w:br/>
+        <w:br/>
+        <w:t>ПРИМЕЧАНИЕ.</w:t>
+        <w:br/>
+        <w:t>В этом потоке для меня больше стихийности, эмоциональности, спонтанности, вспышек.</w:t>
+        <w:br/>
+        <w:t>Ты можешь топориком поразить любую цель, запустить дождь в любом месте. А так же разрушить препятствия в любой точке (переговорах и т.п.).</w:t>
+        <w:br/>
+        <w:br/>
+        <w:t>Кстати, майянцы одним из символов Чаака считали огненный топор (молнию).</w:t>
+        <w:br/>
+        <w:br/>
+        <w:t>===</w:t>
+        <w:br/>
+        <w:t>PS. Пишите, а какой канал Вам проще настраиваться? Тлалок или Чаак? Какой он для вас?</w:t>
+      </w:r>
+    </w:p>
+    <w:tbl>
+      <w:tblPr>
+        <w:tblW w:type="auto" w:w="0"/>
+        <w:tblLayout w:type="fixed"/>
+        <w:tblLook w:firstColumn="1" w:firstRow="1" w:lastColumn="0" w:lastRow="0" w:noHBand="0" w:noVBand="1" w:val="04A0"/>
+      </w:tblPr>
+      <w:tblGrid>
+        <w:gridCol w:w="10166"/>
+      </w:tblGrid>
+      <w:tr>
+        <w:tc>
+          <w:tcPr>
+            <w:tcW w:type="dxa" w:w="10166"/>
+            <w:shd w:fill="FBF4E9"/>
+            <w:tcMar>
+              <w:top w:w="100" w:type="dxa"/>
+              <w:start w:w="120" w:type="dxa"/>
+              <w:bottom w:w="100" w:type="dxa"/>
+              <w:end w:w="120" w:type="dxa"/>
+            </w:tcMar>
+            <w:vAlign w:val="center"/>
+          </w:tcPr>
+          <w:p>
+            <w:pPr>
+              <w:spacing w:before="0" w:after="0" w:line="324" w:lineRule="auto"/>
+            </w:pPr>
+            <w:r>
+              <w:rPr>
+                <w:rFonts w:ascii="Georgia" w:hAnsi="Georgia"/>
+                <w:b/>
+                <w:color w:val="B7791F"/>
+                <w:sz w:val="20"/>
+              </w:rPr>
+              <w:t>III. НАСТРОЙКИ И ЭНЕРГИИ МАЙЯ И АЦТЕКОВ</w:t>
+            </w:r>
+          </w:p>
+        </w:tc>
+      </w:tr>
+    </w:tbl>
+    <w:tbl>
+      <w:tblPr>
+        <w:tblW w:type="auto" w:w="0"/>
+        <w:jc w:val="right"/>
+        <w:tblLayout w:type="fixed"/>
+        <w:tblLook w:firstColumn="1" w:firstRow="1" w:lastColumn="0" w:lastRow="0" w:noHBand="0" w:noVBand="1" w:val="04A0"/>
+      </w:tblPr>
+      <w:tblGrid>
+        <w:gridCol w:w="4392"/>
+        <w:gridCol w:w="5544"/>
+      </w:tblGrid>
+      <w:tr>
+        <w:tc>
+          <w:tcPr>
+            <w:tcW w:type="dxa" w:w="4392"/>
+            <w:tcMar>
+              <w:top w:w="100" w:type="dxa"/>
+              <w:start w:w="120" w:type="dxa"/>
+              <w:bottom w:w="100" w:type="dxa"/>
+              <w:end w:w="120" w:type="dxa"/>
+            </w:tcMar>
+          </w:tcPr>
+          <w:p>
+            <w:bookmarkStart w:id="13" w:name="article_templetherapy_209"/>
+            <w:pPr>
+              <w:spacing w:before="0" w:after="160" w:line="324" w:lineRule="auto"/>
+            </w:pPr>
+            <w:r>
+              <w:rPr>
+                <w:rFonts w:ascii="Georgia" w:hAnsi="Georgia"/>
+                <w:b/>
+                <w:color w:val="6B2F1A"/>
+                <w:sz w:val="40"/>
+              </w:rPr>
+              <w:t>Канал Кукулькана.</w:t>
+            </w:r>
+            <w:bookmarkEnd w:id="13"/>
+          </w:p>
+          <w:p>
+            <w:pPr>
+              <w:spacing w:before="0" w:after="0" w:line="324" w:lineRule="auto"/>
+            </w:pPr>
+            <w:r>
+              <w:rPr>
+                <w:rFonts w:ascii="Georgia" w:hAnsi="Georgia"/>
+                <w:b/>
+                <w:color w:val="B7791F"/>
+                <w:sz w:val="21"/>
+              </w:rPr>
+              <w:t>Источник: TempleTherapy · пост 209</w:t>
+              <w:br/>
+            </w:r>
+            <w:r>
+              <w:rPr>
+                <w:rFonts w:ascii="Georgia" w:hAnsi="Georgia"/>
+                <w:b w:val="0"/>
+                <w:color w:val="6D5A4D"/>
+                <w:sz w:val="21"/>
+              </w:rPr>
+              <w:t>Дата: 2021-05-14T11:18:57+00:00</w:t>
+              <w:br/>
+            </w:r>
+            <w:r>
+              <w:rPr>
+                <w:rFonts w:ascii="Georgia" w:hAnsi="Georgia"/>
+                <w:b w:val="0"/>
+                <w:color w:val="6B2F1A"/>
+                <w:sz w:val="21"/>
+              </w:rPr>
+              <w:t>https://t.me/TempleTherapy/209</w:t>
+              <w:br/>
+            </w:r>
+          </w:p>
+        </w:tc>
+        <w:tc>
+          <w:tcPr>
+            <w:tcW w:type="dxa" w:w="5544"/>
+            <w:tcMar>
+              <w:top w:w="100" w:type="dxa"/>
+              <w:start w:w="120" w:type="dxa"/>
+              <w:bottom w:w="100" w:type="dxa"/>
+              <w:end w:w="120" w:type="dxa"/>
+            </w:tcMar>
+            <w:vAlign w:val="top"/>
+          </w:tcPr>
+          <w:p>
+            <w:pPr>
+              <w:jc w:val="right"/>
+            </w:pPr>
+            <w:r>
+              <w:drawing>
+                <wp:inline xmlns:a="http://schemas.openxmlformats.org/drawingml/2006/main" xmlns:pic="http://schemas.openxmlformats.org/drawingml/2006/picture">
+                  <wp:extent cx="3337560" cy="2261716"/>
+                  <wp:docPr id="13" name="Picture 13"/>
+                  <wp:cNvGraphicFramePr>
+                    <a:graphicFrameLocks noChangeAspect="1"/>
+                  </wp:cNvGraphicFramePr>
+                  <a:graphic>
+                    <a:graphicData uri="http://schemas.openxmlformats.org/drawingml/2006/picture">
+                      <pic:pic>
+                        <pic:nvPicPr>
+                          <pic:cNvPr id="0" name="post-209-1.jpg"/>
+                          <pic:cNvPicPr/>
+                        </pic:nvPicPr>
+                        <pic:blipFill>
+                          <a:blip r:embed="rId21"/>
+                          <a:stretch>
+                            <a:fillRect/>
+                          </a:stretch>
+                        </pic:blipFill>
+                        <pic:spPr>
+                          <a:xfrm>
+                            <a:off x="0" y="0"/>
+                            <a:ext cx="3337560" cy="2261716"/>
+                          </a:xfrm>
+                          <a:prstGeom prst="rect"/>
+                        </pic:spPr>
+                      </pic:pic>
+                    </a:graphicData>
+                  </a:graphic>
+                </wp:inline>
+              </w:drawing>
+            </w:r>
+          </w:p>
+        </w:tc>
+      </w:tr>
+    </w:tbl>
+    <w:p>
+      <w:pPr>
+        <w:spacing w:before="240" w:after="140" w:line="300" w:lineRule="auto"/>
+      </w:pPr>
+      <w:r>
+        <w:rPr>
+          <w:rFonts w:ascii="Georgia" w:hAnsi="Georgia"/>
+          <w:b w:val="0"/>
+          <w:color w:val="2F241D"/>
+          <w:sz w:val="30"/>
+        </w:rPr>
+        <w:t>Канал Кукулькана.</w:t>
+        <w:br/>
+        <w:br/>
+        <w:t>Кукулькан - это канал пернатого змея в традиции майя.</w:t>
+        <w:br/>
+        <w:t>Для любопытства я решил рассмотреть этот канал.</w:t>
+        <w:br/>
+        <w:br/>
+        <w:t>Для справедливости нужно оговориться, что культ Кукулькана пернатого змея на территориях майя был слабо развит. Он развился позднее, больше среди Ацтеков.</w:t>
+        <w:br/>
+        <w:br/>
+        <w:t>Хотя по символике традиции Кетцалькоатля и Кукулькана похожи и археологи их сближают, но по наполнению они различны.</w:t>
+        <w:br/>
+        <w:br/>
+        <w:t>Позвольте привести настройку на культ Кукулькана в традиции Майя.</w:t>
+        <w:br/>
+        <w:br/>
+        <w:t>НАСТРОЙКА.</w:t>
+        <w:br/>
+        <w:br/>
+        <w:t>Пройдя сквозь все чертоги Бытия</w:t>
+        <w:br/>
+        <w:t>Проявится парящее Созданье.</w:t>
+        <w:br/>
+        <w:t>Взмахнув хвостом, раскроет для тебя.</w:t>
+        <w:br/>
+        <w:t>Небес и недр земных все тайны сказанья.</w:t>
+        <w:br/>
+        <w:br/>
+        <w:t>ПРИМЕЧАНИЕ. В этом канале можно ощутить плотного, собранного, ркшительного змея, пробирающегося сквозь траву и препятствия.</w:t>
+        <w:br/>
+        <w:br/>
+        <w:t>PS. Чувствуете разницу? Можете описать? Желательно без превознесения одного культа над другим.</w:t>
+      </w:r>
+    </w:p>
+    <w:tbl>
+      <w:tblPr>
+        <w:tblW w:type="auto" w:w="0"/>
+        <w:tblLayout w:type="fixed"/>
+        <w:tblLook w:firstColumn="1" w:firstRow="1" w:lastColumn="0" w:lastRow="0" w:noHBand="0" w:noVBand="1" w:val="04A0"/>
+      </w:tblPr>
+      <w:tblGrid>
+        <w:gridCol w:w="10166"/>
+      </w:tblGrid>
+      <w:tr>
+        <w:tc>
+          <w:tcPr>
+            <w:tcW w:type="dxa" w:w="10166"/>
+            <w:shd w:fill="FBF4E9"/>
+            <w:tcMar>
+              <w:top w:w="100" w:type="dxa"/>
+              <w:start w:w="120" w:type="dxa"/>
+              <w:bottom w:w="100" w:type="dxa"/>
+              <w:end w:w="120" w:type="dxa"/>
+            </w:tcMar>
+            <w:vAlign w:val="center"/>
+          </w:tcPr>
+          <w:p>
+            <w:pPr>
+              <w:spacing w:before="0" w:after="0" w:line="324" w:lineRule="auto"/>
+            </w:pPr>
+            <w:r>
+              <w:rPr>
+                <w:rFonts w:ascii="Georgia" w:hAnsi="Georgia"/>
+                <w:b/>
+                <w:color w:val="B7791F"/>
+                <w:sz w:val="20"/>
+              </w:rPr>
+              <w:t>III. НАСТРОЙКИ И ЭНЕРГИИ МАЙЯ И АЦТЕКОВ</w:t>
+            </w:r>
+          </w:p>
+        </w:tc>
+      </w:tr>
+    </w:tbl>
+    <w:tbl>
+      <w:tblPr>
+        <w:tblW w:type="auto" w:w="0"/>
+        <w:jc w:val="right"/>
+        <w:tblLayout w:type="fixed"/>
+        <w:tblLook w:firstColumn="1" w:firstRow="1" w:lastColumn="0" w:lastRow="0" w:noHBand="0" w:noVBand="1" w:val="04A0"/>
+      </w:tblPr>
+      <w:tblGrid>
+        <w:gridCol w:w="4392"/>
+        <w:gridCol w:w="5544"/>
+      </w:tblGrid>
+      <w:tr>
+        <w:tc>
+          <w:tcPr>
+            <w:tcW w:type="dxa" w:w="4392"/>
+            <w:tcMar>
+              <w:top w:w="100" w:type="dxa"/>
+              <w:start w:w="120" w:type="dxa"/>
+              <w:bottom w:w="100" w:type="dxa"/>
+              <w:end w:w="120" w:type="dxa"/>
+            </w:tcMar>
+          </w:tcPr>
+          <w:p>
+            <w:bookmarkStart w:id="14" w:name="article_templetherapy_244"/>
+            <w:pPr>
+              <w:spacing w:before="0" w:after="160" w:line="324" w:lineRule="auto"/>
+            </w:pPr>
+            <w:r>
+              <w:rPr>
+                <w:rFonts w:ascii="Georgia" w:hAnsi="Georgia"/>
+                <w:b/>
+                <w:color w:val="6B2F1A"/>
+                <w:sz w:val="40"/>
+              </w:rPr>
+              <w:t>Кетцалькоатль 2020 год.</w:t>
+            </w:r>
+            <w:bookmarkEnd w:id="14"/>
+          </w:p>
+          <w:p>
+            <w:pPr>
+              <w:spacing w:before="0" w:after="0" w:line="324" w:lineRule="auto"/>
+            </w:pPr>
+            <w:r>
+              <w:rPr>
+                <w:rFonts w:ascii="Georgia" w:hAnsi="Georgia"/>
+                <w:b/>
+                <w:color w:val="B7791F"/>
+                <w:sz w:val="21"/>
+              </w:rPr>
+              <w:t>Источник: TempleTherapy · пост 244</w:t>
+              <w:br/>
+            </w:r>
+            <w:r>
+              <w:rPr>
+                <w:rFonts w:ascii="Georgia" w:hAnsi="Georgia"/>
+                <w:b w:val="0"/>
+                <w:color w:val="6D5A4D"/>
+                <w:sz w:val="21"/>
+              </w:rPr>
+              <w:t>Дата: 2021-05-19T07:00:56+00:00</w:t>
+              <w:br/>
+            </w:r>
+            <w:r>
+              <w:rPr>
+                <w:rFonts w:ascii="Georgia" w:hAnsi="Georgia"/>
+                <w:b w:val="0"/>
+                <w:color w:val="6B2F1A"/>
+                <w:sz w:val="21"/>
+              </w:rPr>
+              <w:t>https://t.me/TempleTherapy/244</w:t>
+              <w:br/>
+            </w:r>
+          </w:p>
+        </w:tc>
+        <w:tc>
+          <w:tcPr>
+            <w:tcW w:type="dxa" w:w="5544"/>
+            <w:tcMar>
+              <w:top w:w="100" w:type="dxa"/>
+              <w:start w:w="120" w:type="dxa"/>
+              <w:bottom w:w="100" w:type="dxa"/>
+              <w:end w:w="120" w:type="dxa"/>
+            </w:tcMar>
+            <w:vAlign w:val="top"/>
+          </w:tcPr>
+          <w:p>
+            <w:pPr>
+              <w:jc w:val="right"/>
+            </w:pPr>
+            <w:r>
+              <w:drawing>
+                <wp:inline xmlns:a="http://schemas.openxmlformats.org/drawingml/2006/main" xmlns:pic="http://schemas.openxmlformats.org/drawingml/2006/picture">
+                  <wp:extent cx="3337560" cy="3416649"/>
+                  <wp:docPr id="14" name="Picture 14"/>
+                  <wp:cNvGraphicFramePr>
+                    <a:graphicFrameLocks noChangeAspect="1"/>
+                  </wp:cNvGraphicFramePr>
+                  <a:graphic>
+                    <a:graphicData uri="http://schemas.openxmlformats.org/drawingml/2006/picture">
+                      <pic:pic>
+                        <pic:nvPicPr>
+                          <pic:cNvPr id="0" name="post-244-1.jpg"/>
+                          <pic:cNvPicPr/>
+                        </pic:nvPicPr>
+                        <pic:blipFill>
+                          <a:blip r:embed="rId22"/>
+                          <a:stretch>
+                            <a:fillRect/>
+                          </a:stretch>
+                        </pic:blipFill>
+                        <pic:spPr>
+                          <a:xfrm>
+                            <a:off x="0" y="0"/>
+                            <a:ext cx="3337560" cy="3416649"/>
+                          </a:xfrm>
+                          <a:prstGeom prst="rect"/>
+                        </pic:spPr>
+                      </pic:pic>
+                    </a:graphicData>
+                  </a:graphic>
+                </wp:inline>
+              </w:drawing>
+            </w:r>
+          </w:p>
+        </w:tc>
+      </w:tr>
+    </w:tbl>
+    <w:p>
+      <w:pPr>
+        <w:spacing w:before="240" w:after="140" w:line="300" w:lineRule="auto"/>
+      </w:pPr>
+      <w:r>
+        <w:rPr>
+          <w:rFonts w:ascii="Georgia" w:hAnsi="Georgia"/>
+          <w:b w:val="0"/>
+          <w:color w:val="2F241D"/>
+          <w:sz w:val="30"/>
+        </w:rPr>
+        <w:t>Кетцалькоатль 2020 год.</w:t>
+        <w:br/>
+        <w:br/>
+        <w:t>НАСТРОЙКА 1</w:t>
+        <w:br/>
+        <w:br/>
+        <w:t>Раскрывая перья - творятся миры</w:t>
+        <w:br/>
+        <w:t>Потрясая перьями миры исчезают</w:t>
+        <w:br/>
+        <w:t>Бесчисленность граней творенья естества</w:t>
+        <w:br/>
+        <w:t>Все заключено в тебе, Великий Кетцкалькоатль</w:t>
+        <w:br/>
+        <w:br/>
+        <w:t>Заливается светом то, на что ты обратишь свое внимание .</w:t>
+        <w:br/>
+        <w:t>И чахнет в страданиях, когда ты отворачиваешься.</w:t>
+        <w:br/>
+        <w:br/>
+        <w:t>Так обрати же свой взор на меня</w:t>
+        <w:br/>
+        <w:t>Дай мне глоток мудрости</w:t>
+        <w:br/>
+        <w:t>И поведи меня быстрым путем</w:t>
+        <w:br/>
+        <w:t>Соеди всех граней реальности к светлому и великому будущему.</w:t>
+        <w:br/>
+        <w:br/>
+        <w:t>Я следую за тобой Кетцалькоатль,</w:t>
+        <w:br/>
+        <w:t>Великий Пернатый Змей</w:t>
+        <w:br/>
+        <w:br/>
+        <w:t>Направь свой взгляд на меня</w:t>
+        <w:br/>
+        <w:t>Подсвети то направление, которое мне предначертано.</w:t>
+        <w:br/>
+        <w:br/>
+        <w:t>Проведи меня сквозь мериады полей мироздания</w:t>
+        <w:br/>
+        <w:t>Избранной дорогой</w:t>
+        <w:br/>
+        <w:t>Туда где Боги повелели мне быть.</w:t>
+        <w:br/>
+        <w:br/>
+        <w:t>Великий мудрый Кетцкалькоатль.</w:t>
+        <w:br/>
+        <w:br/>
+        <w:t>НАСТРОЙКА 2.</w:t>
+        <w:br/>
+        <w:br/>
+        <w:t>Кетцалькоатль, Вершитель миров.</w:t>
+        <w:br/>
+        <w:t>Хранишь ты мудрость и великий замысел</w:t>
+        <w:br/>
+        <w:t>Того что происходит.</w:t>
+        <w:br/>
+        <w:br/>
+        <w:t>Войди в меня, Кетцалькоатль.</w:t>
+        <w:br/>
+        <w:t>Направь.</w:t>
+        <w:br/>
+        <w:br/>
+        <w:t>Наполни ум мудростью,</w:t>
+        <w:br/>
+        <w:t>А глаза светом.</w:t>
+        <w:br/>
+        <w:t>Веди меня дорогой дальней</w:t>
+        <w:br/>
+        <w:t>К мирам силы и красоты</w:t>
+        <w:br/>
+        <w:t>(к границам миров)</w:t>
+        <w:br/>
+        <w:br/>
+        <w:t>Направь мои поступки, мои руки и шаги,</w:t>
+        <w:br/>
+        <w:t>Чтобы они раскрывали, проявляли твой замысел.</w:t>
+        <w:br/>
+        <w:br/>
+        <w:t>Мое сердце извечно с тобой.</w:t>
+        <w:br/>
+        <w:t>До конца миров.</w:t>
+        <w:br/>
+        <w:t>Великий Кетцалькоатль.</w:t>
+        <w:br/>
+        <w:br/>
+        <w:t>ПРИМЕЧАНИЕ.</w:t>
+        <w:br/>
+        <w:t>После такой настройки становятся понятны пернатые обрамления вождей и те силы, образы, которые это представляет.</w:t>
+        <w:br/>
+        <w:t>Это про проявление Силы творчества Пернатого Змея на Земле.</w:t>
+      </w:r>
+    </w:p>
+    <w:tbl>
+      <w:tblPr>
+        <w:tblW w:type="auto" w:w="0"/>
+        <w:tblLayout w:type="fixed"/>
+        <w:tblLook w:firstColumn="1" w:firstRow="1" w:lastColumn="0" w:lastRow="0" w:noHBand="0" w:noVBand="1" w:val="04A0"/>
+      </w:tblPr>
+      <w:tblGrid>
+        <w:gridCol w:w="10166"/>
+      </w:tblGrid>
+      <w:tr>
+        <w:tc>
+          <w:tcPr>
+            <w:tcW w:type="dxa" w:w="10166"/>
+            <w:shd w:fill="FBF4E9"/>
+            <w:tcMar>
+              <w:top w:w="100" w:type="dxa"/>
+              <w:start w:w="120" w:type="dxa"/>
+              <w:bottom w:w="100" w:type="dxa"/>
+              <w:end w:w="120" w:type="dxa"/>
+            </w:tcMar>
+            <w:vAlign w:val="center"/>
+          </w:tcPr>
+          <w:p>
+            <w:pPr>
+              <w:spacing w:before="0" w:after="0" w:line="324" w:lineRule="auto"/>
+            </w:pPr>
+            <w:r>
+              <w:rPr>
+                <w:rFonts w:ascii="Georgia" w:hAnsi="Georgia"/>
+                <w:b/>
+                <w:color w:val="B7791F"/>
+                <w:sz w:val="20"/>
+              </w:rPr>
+              <w:t>III. НАСТРОЙКИ И ЭНЕРГИИ МАЙЯ И АЦТЕКОВ</w:t>
+            </w:r>
+          </w:p>
+        </w:tc>
+      </w:tr>
+    </w:tbl>
+    <w:tbl>
+      <w:tblPr>
+        <w:tblW w:type="auto" w:w="0"/>
+        <w:jc w:val="right"/>
+        <w:tblLayout w:type="fixed"/>
+        <w:tblLook w:firstColumn="1" w:firstRow="1" w:lastColumn="0" w:lastRow="0" w:noHBand="0" w:noVBand="1" w:val="04A0"/>
+      </w:tblPr>
+      <w:tblGrid>
+        <w:gridCol w:w="4392"/>
+        <w:gridCol w:w="5544"/>
+      </w:tblGrid>
+      <w:tr>
+        <w:tc>
+          <w:tcPr>
+            <w:tcW w:type="dxa" w:w="4392"/>
+            <w:tcMar>
+              <w:top w:w="100" w:type="dxa"/>
+              <w:start w:w="120" w:type="dxa"/>
+              <w:bottom w:w="100" w:type="dxa"/>
+              <w:end w:w="120" w:type="dxa"/>
+            </w:tcMar>
+          </w:tcPr>
+          <w:p>
+            <w:bookmarkStart w:id="15" w:name="article_templetherapy_577"/>
+            <w:pPr>
+              <w:spacing w:before="0" w:after="160" w:line="324" w:lineRule="auto"/>
+            </w:pPr>
+            <w:r>
+              <w:rPr>
+                <w:rFonts w:ascii="Georgia" w:hAnsi="Georgia"/>
+                <w:b/>
+                <w:color w:val="6B2F1A"/>
+                <w:sz w:val="40"/>
+              </w:rPr>
+              <w:t>ТРАДИЦИЯ МАЙЯ.</w:t>
+            </w:r>
+            <w:bookmarkEnd w:id="15"/>
+          </w:p>
+          <w:p>
+            <w:pPr>
+              <w:spacing w:before="0" w:after="0" w:line="324" w:lineRule="auto"/>
+            </w:pPr>
+            <w:r>
+              <w:rPr>
+                <w:rFonts w:ascii="Georgia" w:hAnsi="Georgia"/>
+                <w:b/>
+                <w:color w:val="B7791F"/>
+                <w:sz w:val="21"/>
+              </w:rPr>
+              <w:t>Источник: TempleTherapy · пост 577</w:t>
+              <w:br/>
+            </w:r>
+            <w:r>
+              <w:rPr>
+                <w:rFonts w:ascii="Georgia" w:hAnsi="Georgia"/>
+                <w:b w:val="0"/>
+                <w:color w:val="6D5A4D"/>
+                <w:sz w:val="21"/>
+              </w:rPr>
+              <w:t>Дата: 2022-02-17T19:50:30+00:00</w:t>
+              <w:br/>
+            </w:r>
+            <w:r>
+              <w:rPr>
+                <w:rFonts w:ascii="Georgia" w:hAnsi="Georgia"/>
+                <w:b w:val="0"/>
+                <w:color w:val="6B2F1A"/>
+                <w:sz w:val="21"/>
+              </w:rPr>
+              <w:t>https://t.me/TempleTherapy/577</w:t>
+              <w:br/>
+            </w:r>
+          </w:p>
+        </w:tc>
+        <w:tc>
+          <w:tcPr>
+            <w:tcW w:type="dxa" w:w="5544"/>
+            <w:tcMar>
+              <w:top w:w="100" w:type="dxa"/>
+              <w:start w:w="120" w:type="dxa"/>
+              <w:bottom w:w="100" w:type="dxa"/>
+              <w:end w:w="120" w:type="dxa"/>
+            </w:tcMar>
+            <w:vAlign w:val="top"/>
+          </w:tcPr>
+          <w:p>
+            <w:pPr>
+              <w:jc w:val="right"/>
+            </w:pPr>
+            <w:r>
+              <w:drawing>
+                <wp:inline xmlns:a="http://schemas.openxmlformats.org/drawingml/2006/main" xmlns:pic="http://schemas.openxmlformats.org/drawingml/2006/picture">
+                  <wp:extent cx="3337560" cy="3337560"/>
+                  <wp:docPr id="15" name="Picture 15"/>
+                  <wp:cNvGraphicFramePr>
+                    <a:graphicFrameLocks noChangeAspect="1"/>
+                  </wp:cNvGraphicFramePr>
+                  <a:graphic>
+                    <a:graphicData uri="http://schemas.openxmlformats.org/drawingml/2006/picture">
+                      <pic:pic>
+                        <pic:nvPicPr>
+                          <pic:cNvPr id="0" name="post-577-1.jpg"/>
+                          <pic:cNvPicPr/>
+                        </pic:nvPicPr>
+                        <pic:blipFill>
+                          <a:blip r:embed="rId23"/>
+                          <a:stretch>
+                            <a:fillRect/>
+                          </a:stretch>
+                        </pic:blipFill>
+                        <pic:spPr>
+                          <a:xfrm>
+                            <a:off x="0" y="0"/>
+                            <a:ext cx="3337560" cy="3337560"/>
+                          </a:xfrm>
+                          <a:prstGeom prst="rect"/>
+                        </pic:spPr>
+                      </pic:pic>
+                    </a:graphicData>
+                  </a:graphic>
+                </wp:inline>
+              </w:drawing>
+            </w:r>
+          </w:p>
+        </w:tc>
+      </w:tr>
+    </w:tbl>
+    <w:p>
+      <w:pPr>
+        <w:spacing w:before="240" w:after="140" w:line="300" w:lineRule="auto"/>
+      </w:pPr>
+      <w:r>
+        <w:rPr>
+          <w:rFonts w:ascii="Georgia" w:hAnsi="Georgia"/>
+          <w:b w:val="0"/>
+          <w:color w:val="2F241D"/>
+          <w:sz w:val="30"/>
+        </w:rPr>
+        <w:t>ТРАДИЦИЯ МАЙЯ.</w:t>
+        <w:br/>
+        <w:br/>
+        <w:t>ПРИМЕЧАНИЕ.</w:t>
+        <w:br/>
+        <w:t>Сонастройка с Эгрегором Майя дает чувство мягкой радости от обычной жизни.</w:t>
+        <w:br/>
+        <w:br/>
+        <w:t>Дает чувство тонкой связи с природой, ощущение поддержки мира, расслабления.</w:t>
+        <w:br/>
+        <w:br/>
+        <w:t>НАСТРОЙКА. ЭГРЕГОР МАЙЯ.</w:t>
+        <w:br/>
+        <w:br/>
+        <w:t>Улыбкой природы</w:t>
+        <w:br/>
+        <w:t>Играет река</w:t>
+        <w:br/>
+        <w:t>Ветров шелестенье</w:t>
+        <w:br/>
+        <w:t>Ласкает слегка</w:t>
+        <w:br/>
+        <w:br/>
+        <w:t>Открытой улыбкой</w:t>
+        <w:br/>
+        <w:t>Встречаешь рассвет</w:t>
+        <w:br/>
+        <w:t>Животным земли</w:t>
+        <w:br/>
+        <w:t>Направляя привет</w:t>
+        <w:br/>
+        <w:t>(Распахнутым сердцем)</w:t>
+        <w:br/>
+        <w:br/>
+        <w:t>Природы в обьятьях</w:t>
+        <w:br/>
+        <w:t>Богами любим</w:t>
+        <w:br/>
+        <w:t>С семьею в контакте</w:t>
+        <w:br/>
+        <w:t>Судьбы - властелен.</w:t>
+        <w:br/>
+        <w:br/>
+        <w:t>Примечание 2. Вы можете пробовать включаться самостоятельно.</w:t>
+        <w:br/>
+        <w:t>Настройка: Рейки Иггдрасиль - Эгрегор Майя.</w:t>
+        <w:br/>
+        <w:br/>
+        <w:t>Примечание 3.</w:t>
+        <w:br/>
+        <w:t>Сеанс целительства через эгрегор Майя дает мягкое чувство расслабления, а еще усиливает наблюдательность, острый ум, внимание к мелочам.</w:t>
+        <w:br/>
+        <w:br/>
+        <w:t>Ты начинаешь не только проживать жизнь, но искать ее новизну, вбирать ее во всех красках и мелочах.</w:t>
+        <w:br/>
+        <w:br/>
+        <w:t>Такой сеанс помогает вернуть ощущение силы и интереса к жизни при депрессиях и разочарованиях.</w:t>
+        <w:br/>
+        <w:br/>
+        <w:t>Кому интересно сонастроиться, получить сонастройку с энергиями майя, пишите.</w:t>
+        <w:br/>
+        <w:br/>
+        <w:t>Могу провести марафон</w:t>
+      </w:r>
+    </w:p>
+    <w:tbl>
+      <w:tblPr>
+        <w:tblW w:type="auto" w:w="0"/>
+        <w:tblLayout w:type="fixed"/>
+        <w:tblLook w:firstColumn="1" w:firstRow="1" w:lastColumn="0" w:lastRow="0" w:noHBand="0" w:noVBand="1" w:val="04A0"/>
+      </w:tblPr>
+      <w:tblGrid>
+        <w:gridCol w:w="10166"/>
+      </w:tblGrid>
+      <w:tr>
+        <w:tc>
+          <w:tcPr>
+            <w:tcW w:type="dxa" w:w="10166"/>
+            <w:shd w:fill="FBF4E9"/>
+            <w:tcMar>
+              <w:top w:w="100" w:type="dxa"/>
+              <w:start w:w="120" w:type="dxa"/>
+              <w:bottom w:w="100" w:type="dxa"/>
+              <w:end w:w="120" w:type="dxa"/>
+            </w:tcMar>
+            <w:vAlign w:val="center"/>
+          </w:tcPr>
+          <w:p>
+            <w:pPr>
+              <w:spacing w:before="0" w:after="0" w:line="324" w:lineRule="auto"/>
+            </w:pPr>
+            <w:r>
+              <w:rPr>
+                <w:rFonts w:ascii="Georgia" w:hAnsi="Georgia"/>
+                <w:b/>
+                <w:color w:val="B7791F"/>
+                <w:sz w:val="20"/>
+              </w:rPr>
+              <w:t>III. НАСТРОЙКИ И ЭНЕРГИИ МАЙЯ И АЦТЕКОВ</w:t>
+            </w:r>
+          </w:p>
+        </w:tc>
+      </w:tr>
+    </w:tbl>
+    <w:tbl>
+      <w:tblPr>
+        <w:tblW w:type="auto" w:w="0"/>
+        <w:jc w:val="right"/>
+        <w:tblLayout w:type="fixed"/>
+        <w:tblLook w:firstColumn="1" w:firstRow="1" w:lastColumn="0" w:lastRow="0" w:noHBand="0" w:noVBand="1" w:val="04A0"/>
+      </w:tblPr>
+      <w:tblGrid>
+        <w:gridCol w:w="4392"/>
+        <w:gridCol w:w="5544"/>
+      </w:tblGrid>
+      <w:tr>
+        <w:tc>
+          <w:tcPr>
+            <w:tcW w:type="dxa" w:w="4392"/>
+            <w:tcMar>
+              <w:top w:w="100" w:type="dxa"/>
+              <w:start w:w="120" w:type="dxa"/>
+              <w:bottom w:w="100" w:type="dxa"/>
+              <w:end w:w="120" w:type="dxa"/>
+            </w:tcMar>
+          </w:tcPr>
+          <w:p>
+            <w:bookmarkStart w:id="16" w:name="article_templetherapy_2273"/>
+            <w:pPr>
+              <w:spacing w:before="0" w:after="160" w:line="324" w:lineRule="auto"/>
+            </w:pPr>
+            <w:r>
+              <w:rPr>
+                <w:rFonts w:ascii="Georgia" w:hAnsi="Georgia"/>
+                <w:b/>
+                <w:color w:val="6B2F1A"/>
+                <w:sz w:val="40"/>
+              </w:rPr>
+              <w:t>КАК СДЕЛАТЬ ШАМАНСКУЮ ЧИСТКУ ЧЕРЕЗ ЭГРЕГОР МАЙЯ?</w:t>
+            </w:r>
+            <w:bookmarkEnd w:id="16"/>
+          </w:p>
+          <w:p>
+            <w:pPr>
+              <w:spacing w:before="0" w:after="0" w:line="324" w:lineRule="auto"/>
+            </w:pPr>
+            <w:r>
+              <w:rPr>
+                <w:rFonts w:ascii="Georgia" w:hAnsi="Georgia"/>
+                <w:b/>
+                <w:color w:val="B7791F"/>
+                <w:sz w:val="21"/>
+              </w:rPr>
+              <w:t>Источник: TempleTherapy · пост 2273</w:t>
+              <w:br/>
+            </w:r>
+            <w:r>
+              <w:rPr>
+                <w:rFonts w:ascii="Georgia" w:hAnsi="Georgia"/>
+                <w:b w:val="0"/>
+                <w:color w:val="6D5A4D"/>
+                <w:sz w:val="21"/>
+              </w:rPr>
+              <w:t>Дата: 2025-02-14T15:47:05+00:00</w:t>
+              <w:br/>
+            </w:r>
+            <w:r>
+              <w:rPr>
+                <w:rFonts w:ascii="Georgia" w:hAnsi="Georgia"/>
+                <w:b w:val="0"/>
+                <w:color w:val="6B2F1A"/>
+                <w:sz w:val="21"/>
+              </w:rPr>
+              <w:t>https://t.me/TempleTherapy/2273</w:t>
+              <w:br/>
+            </w:r>
+          </w:p>
+        </w:tc>
+        <w:tc>
+          <w:tcPr>
+            <w:tcW w:type="dxa" w:w="5544"/>
+            <w:tcMar>
+              <w:top w:w="100" w:type="dxa"/>
+              <w:start w:w="120" w:type="dxa"/>
+              <w:bottom w:w="100" w:type="dxa"/>
+              <w:end w:w="120" w:type="dxa"/>
+            </w:tcMar>
+            <w:vAlign w:val="top"/>
+          </w:tcPr>
+          <w:p>
+            <w:pPr>
+              <w:jc w:val="right"/>
+            </w:pPr>
+            <w:r>
+              <w:drawing>
+                <wp:inline xmlns:a="http://schemas.openxmlformats.org/drawingml/2006/main" xmlns:pic="http://schemas.openxmlformats.org/drawingml/2006/picture">
+                  <wp:extent cx="3337560" cy="3337560"/>
+                  <wp:docPr id="16" name="Picture 16"/>
+                  <wp:cNvGraphicFramePr>
+                    <a:graphicFrameLocks noChangeAspect="1"/>
+                  </wp:cNvGraphicFramePr>
+                  <a:graphic>
+                    <a:graphicData uri="http://schemas.openxmlformats.org/drawingml/2006/picture">
+                      <pic:pic>
+                        <pic:nvPicPr>
+                          <pic:cNvPr id="0" name="post-2273-1.jpg"/>
+                          <pic:cNvPicPr/>
+                        </pic:nvPicPr>
+                        <pic:blipFill>
+                          <a:blip r:embed="rId24"/>
+                          <a:stretch>
+                            <a:fillRect/>
+                          </a:stretch>
+                        </pic:blipFill>
+                        <pic:spPr>
+                          <a:xfrm>
+                            <a:off x="0" y="0"/>
+                            <a:ext cx="3337560" cy="3337560"/>
+                          </a:xfrm>
+                          <a:prstGeom prst="rect"/>
+                        </pic:spPr>
+                      </pic:pic>
+                    </a:graphicData>
+                  </a:graphic>
+                </wp:inline>
+              </w:drawing>
+            </w:r>
+          </w:p>
+        </w:tc>
+      </w:tr>
+    </w:tbl>
+    <w:p>
+      <w:pPr>
+        <w:spacing w:before="240" w:after="140" w:line="300" w:lineRule="auto"/>
+      </w:pPr>
+      <w:r>
+        <w:rPr>
+          <w:rFonts w:ascii="Georgia" w:hAnsi="Georgia"/>
+          <w:b w:val="0"/>
+          <w:color w:val="2F241D"/>
+          <w:sz w:val="30"/>
+        </w:rPr>
+        <w:t>КАК СДЕЛАТЬ ШАМАНСКУЮ ЧИСТКУ ЧЕРЕЗ ЭГРЕГОР МАЙЯ?</w:t>
+        <w:br/>
+        <w:br/>
+        <w:t>Мы включаемся в эгрегор и по очереди чистим 7м уровней:</w:t>
+        <w:br/>
+        <w:br/>
+        <w:t>Я довольно долго изучал наследие майя, и разработал модель из ключевых центров-энергий в этой Традиции.</w:t>
+        <w:br/>
+        <w:br/>
+        <w:t>ОПИСАНИЕ 7 ЦЕНТРОВ МАЙЯ</w:t>
+        <w:br/>
+        <w:br/>
+        <w:t>1. К'АХАБ' - Земля, мир, порядок.</w:t>
+        <w:br/>
+        <w:t>- дает ощущение опоры, встроенности в физический мир, заземление, защищенность, центрирование.</w:t>
+        <w:br/>
+        <w:br/>
+        <w:t>2. УМУК'ИЛЬ (umuk'il): семя, скрытое, защищенное;</w:t>
+        <w:br/>
+        <w:t>- укрепляется центр перинатальной энергии,  силы внизу живота, взращивается личное ядро, стержень, ось, внутреннее я.</w:t>
+        <w:br/>
+        <w:br/>
+        <w:t>3. К'АНИЛЬ (K'anil) - золото, желтое семя, плодородие, урожай, изобилие, зрелость</w:t>
+        <w:br/>
+        <w:t>- постепенно разворачивается огненный шар на уровне солнечного сплетения.</w:t>
+        <w:br/>
+        <w:t>Растет опора на себя, уверенность, сила.</w:t>
+        <w:br/>
+        <w:br/>
+        <w:t>4. Ч'УЛЕЛЬ (Ch'ulel') - душа, кровь.</w:t>
+        <w:br/>
+        <w:t>- чистка Ч'улель снимает груз с души, стрессы, страхи, горести. Добавляет легкости, непосредственности, интереса к миру.  Осветляет и разгоняет кровь.</w:t>
+        <w:br/>
+        <w:br/>
+        <w:t>5. ИК' - ветер, энергия дыхания, слова, общения</w:t>
+        <w:br/>
+        <w:t>- чистка энергии ИК' дает большую легкость и масштаб мыслей, идей, видение больших планов, коммуникации, перераспределение нитей реальности.</w:t>
+        <w:br/>
+        <w:br/>
+        <w:t>6. К'ИИН - свет, солнце, луч</w:t>
+        <w:br/>
+        <w:t>- зажигает свет в голове, силу, ясность мышления, намерения, стремительность и четкость. Растет влияние на реальность через намерение.</w:t>
+        <w:br/>
+        <w:br/>
+        <w:t>7. К'УХ - Божественный Дух.</w:t>
+        <w:br/>
+        <w:t>- дает соединение с Миссией, неким Божественным началом, которое поддерживает тебя и направляет.</w:t>
+        <w:br/>
+        <w:br/>
+        <w:t>ПРЕИМУЩЕСТВО РАБОТЫ ЧЕРЕЗ ТРАДИЦИЮ МАЙЯ:</w:t>
+        <w:br/>
+        <w:t>- Увеличивает опору на себя.</w:t>
+        <w:br/>
+        <w:t>- Дает прямое и чистое восприятие мира.</w:t>
+        <w:br/>
+        <w:t>__</w:t>
+        <w:br/>
+        <w:t>КАК ВКЛЮЧАТЬСЯ:</w:t>
+        <w:br/>
+        <w:t>#1. Вариант: Рейки Иггдрасиль - Эгрегоры- Эгрегор Майя - Экзорцизм - Настройка.</w:t>
+        <w:br/>
+        <w:t>#2. Можно пройти личную инициацию и чистку граней души в энергиях эгрегора майя (очно или заочно).</w:t>
+        <w:br/>
+        <w:t>#3. Можно сделать поддержку вас или вашей ситуации через Мандалу, Место силы и Артефакт майя.</w:t>
+        <w:br/>
+        <w:br/>
+        <w:t>PS. Пишите в л.с., t.me/andytherapist,</w:t>
+        <w:br/>
+        <w:t>я бесплатно сделаю диагностику вашего предназначения в традиции майя и напишу рекомендации.</w:t>
+      </w:r>
+    </w:p>
+    <w:p>
+      <w:bookmarkStart w:id="17" w:name="chapter_2"/>
+      <w:pPr>
+        <w:spacing w:before="240" w:after="200" w:line="300" w:lineRule="auto"/>
+      </w:pPr>
+      <w:r>
+        <w:rPr>
+          <w:rFonts w:ascii="Georgia" w:hAnsi="Georgia"/>
+          <w:b w:val="0"/>
+          <w:color w:val="6D5A4D"/>
+          <w:sz w:val="26"/>
+        </w:rPr>
+        <w:t>Собранные здесь исходные анонсы и предложения сохранены для полноты корпуса. Они не являются частью исторического или традиционного материала.</w:t>
+      </w:r>
+      <w:bookmarkEnd w:id="17"/>
+    </w:p>
+    <w:tbl>
+      <w:tblPr>
+        <w:tblW w:type="auto" w:w="0"/>
+        <w:tblLayout w:type="fixed"/>
+        <w:tblLook w:firstColumn="1" w:firstRow="1" w:lastColumn="0" w:lastRow="0" w:noHBand="0" w:noVBand="1" w:val="04A0"/>
+      </w:tblPr>
+      <w:tblGrid>
+        <w:gridCol w:w="10166"/>
+      </w:tblGrid>
+      <w:tr>
+        <w:tc>
+          <w:tcPr>
+            <w:tcW w:type="dxa" w:w="10166"/>
+            <w:shd w:fill="FBF4E9"/>
+            <w:tcMar>
+              <w:top w:w="100" w:type="dxa"/>
+              <w:start w:w="120" w:type="dxa"/>
+              <w:bottom w:w="100" w:type="dxa"/>
+              <w:end w:w="120" w:type="dxa"/>
+            </w:tcMar>
+            <w:vAlign w:val="center"/>
+          </w:tcPr>
+          <w:p>
+            <w:pPr>
+              <w:spacing w:before="0" w:after="0" w:line="324" w:lineRule="auto"/>
+            </w:pPr>
+            <w:r>
+              <w:rPr>
+                <w:rFonts w:ascii="Georgia" w:hAnsi="Georgia"/>
+                <w:b/>
+                <w:color w:val="B7791F"/>
+                <w:sz w:val="20"/>
+              </w:rPr>
+              <w:t>VIII. АНОНСЫ И ПРЕДЛОЖЕНИЯ</w:t>
+            </w:r>
+          </w:p>
+        </w:tc>
+      </w:tr>
+    </w:tbl>
+    <w:tbl>
+      <w:tblPr>
+        <w:tblW w:type="auto" w:w="0"/>
+        <w:jc w:val="right"/>
+        <w:tblLayout w:type="fixed"/>
+        <w:tblLook w:firstColumn="1" w:firstRow="1" w:lastColumn="0" w:lastRow="0" w:noHBand="0" w:noVBand="1" w:val="04A0"/>
+      </w:tblPr>
+      <w:tblGrid>
+        <w:gridCol w:w="4392"/>
+        <w:gridCol w:w="5544"/>
+      </w:tblGrid>
+      <w:tr>
+        <w:tc>
+          <w:tcPr>
+            <w:tcW w:type="dxa" w:w="4392"/>
+            <w:tcMar>
+              <w:top w:w="100" w:type="dxa"/>
+              <w:start w:w="120" w:type="dxa"/>
+              <w:bottom w:w="100" w:type="dxa"/>
+              <w:end w:w="120" w:type="dxa"/>
+            </w:tcMar>
+          </w:tcPr>
+          <w:p>
+            <w:bookmarkStart w:id="18" w:name="article_mayaismagic_91"/>
             <w:pPr>
               <w:spacing w:before="0" w:after="160" w:line="324" w:lineRule="auto"/>
             </w:pPr>
@@ -2633,7 +4431,7 @@
               </w:rPr>
               <w:t>Вероятно, скоро я начну проводить Курс Мистерии Майя.</w:t>
             </w:r>
-            <w:bookmarkEnd w:id="10"/>
+            <w:bookmarkEnd w:id="18"/>
           </w:p>
           <w:p>
             <w:pPr>
@@ -2703,7 +4501,7 @@
         </w:tc>
         <w:tc>
           <w:tcPr>
-            <w:tcW w:type="dxa" w:w="5083"/>
+            <w:tcW w:type="dxa" w:w="5544"/>
             <w:tcMar>
               <w:top w:w="100" w:type="dxa"/>
               <w:start w:w="120" w:type="dxa"/>
@@ -2719,8 +4517,8 @@
             <w:r>
               <w:drawing>
                 <wp:inline xmlns:a="http://schemas.openxmlformats.org/drawingml/2006/main" xmlns:pic="http://schemas.openxmlformats.org/drawingml/2006/picture">
-                  <wp:extent cx="3200400" cy="3200400"/>
-                  <wp:docPr id="10" name="Picture 10"/>
+                  <wp:extent cx="3337560" cy="3337560"/>
+                  <wp:docPr id="17" name="Picture 17"/>
                   <wp:cNvGraphicFramePr>
                     <a:graphicFrameLocks noChangeAspect="1"/>
                   </wp:cNvGraphicFramePr>
@@ -2732,7 +4530,7 @@
                           <pic:cNvPicPr/>
                         </pic:nvPicPr>
                         <pic:blipFill>
-                          <a:blip r:embed="rId20"/>
+                          <a:blip r:embed="rId25"/>
                           <a:stretch>
                             <a:fillRect/>
                           </a:stretch>
@@ -2740,7 +4538,7 @@
                         <pic:spPr>
                           <a:xfrm>
                             <a:off x="0" y="0"/>
-                            <a:ext cx="3200400" cy="3200400"/>
+                            <a:ext cx="3337560" cy="3337560"/>
                           </a:xfrm>
                           <a:prstGeom prst="rect"/>
                         </pic:spPr>
@@ -2819,7 +4617,7 @@
                 <w:color w:val="B7791F"/>
                 <w:sz w:val="20"/>
               </w:rPr>
-              <w:t>III. НАСТРОЙКИ И ЭНЕРГИИ МАЙЯ И АЦТЕКОВ</w:t>
+              <w:t>VIII. АНОНСЫ И ПРЕДЛОЖЕНИЯ</w:t>
             </w:r>
           </w:p>
         </w:tc>
@@ -2833,13 +4631,13 @@
         <w:tblLook w:firstColumn="1" w:firstRow="1" w:lastColumn="0" w:lastRow="0" w:noHBand="0" w:noVBand="1" w:val="04A0"/>
       </w:tblPr>
       <w:tblGrid>
-        <w:gridCol w:w="3456"/>
-        <w:gridCol w:w="5328"/>
+        <w:gridCol w:w="4392"/>
+        <w:gridCol w:w="5544"/>
       </w:tblGrid>
       <w:tr>
         <w:tc>
           <w:tcPr>
-            <w:tcW w:type="dxa" w:w="5083"/>
+            <w:tcW w:type="dxa" w:w="4392"/>
             <w:tcMar>
               <w:top w:w="100" w:type="dxa"/>
               <w:start w:w="120" w:type="dxa"/>
@@ -2848,7 +4646,7 @@
             </w:tcMar>
           </w:tcPr>
           <w:p>
-            <w:bookmarkStart w:id="11" w:name="article_mayaismagic_93"/>
+            <w:bookmarkStart w:id="19" w:name="article_mayaismagic_93"/>
             <w:pPr>
               <w:spacing w:before="0" w:after="160" w:line="324" w:lineRule="auto"/>
             </w:pPr>
@@ -2861,7 +4659,7 @@
               </w:rPr>
               <w:t>Есть спец-предложение:</w:t>
             </w:r>
-            <w:bookmarkEnd w:id="11"/>
+            <w:bookmarkEnd w:id="19"/>
           </w:p>
           <w:p>
             <w:pPr>
@@ -2901,7 +4699,7 @@
         </w:tc>
         <w:tc>
           <w:tcPr>
-            <w:tcW w:type="dxa" w:w="5083"/>
+            <w:tcW w:type="dxa" w:w="5544"/>
             <w:tcMar>
               <w:top w:w="100" w:type="dxa"/>
               <w:start w:w="120" w:type="dxa"/>
@@ -2917,8 +4715,8 @@
             <w:r>
               <w:drawing>
                 <wp:inline xmlns:a="http://schemas.openxmlformats.org/drawingml/2006/main" xmlns:pic="http://schemas.openxmlformats.org/drawingml/2006/picture">
-                  <wp:extent cx="3200400" cy="3185570"/>
-                  <wp:docPr id="11" name="Picture 11"/>
+                  <wp:extent cx="3337560" cy="3322094"/>
+                  <wp:docPr id="18" name="Picture 18"/>
                   <wp:cNvGraphicFramePr>
                     <a:graphicFrameLocks noChangeAspect="1"/>
                   </wp:cNvGraphicFramePr>
@@ -2930,7 +4728,7 @@
                           <pic:cNvPicPr/>
                         </pic:nvPicPr>
                         <pic:blipFill>
-                          <a:blip r:embed="rId21"/>
+                          <a:blip r:embed="rId26"/>
                           <a:stretch>
                             <a:fillRect/>
                           </a:stretch>
@@ -2938,7 +4736,7 @@
                         <pic:spPr>
                           <a:xfrm>
                             <a:off x="0" y="0"/>
-                            <a:ext cx="3200400" cy="3185570"/>
+                            <a:ext cx="3337560" cy="3322094"/>
                           </a:xfrm>
                           <a:prstGeom prst="rect"/>
                         </pic:spPr>
@@ -3017,7 +4815,7 @@
                 <w:color w:val="B7791F"/>
                 <w:sz w:val="20"/>
               </w:rPr>
-              <w:t>III. НАСТРОЙКИ И ЭНЕРГИИ МАЙЯ И АЦТЕКОВ</w:t>
+              <w:t>VIII. АНОНСЫ И ПРЕДЛОЖЕНИЯ</w:t>
             </w:r>
           </w:p>
         </w:tc>
@@ -3031,13 +4829,13 @@
         <w:tblLook w:firstColumn="1" w:firstRow="1" w:lastColumn="0" w:lastRow="0" w:noHBand="0" w:noVBand="1" w:val="04A0"/>
       </w:tblPr>
       <w:tblGrid>
-        <w:gridCol w:w="3456"/>
-        <w:gridCol w:w="5328"/>
+        <w:gridCol w:w="4392"/>
+        <w:gridCol w:w="5544"/>
       </w:tblGrid>
       <w:tr>
         <w:tc>
           <w:tcPr>
-            <w:tcW w:type="dxa" w:w="5083"/>
+            <w:tcW w:type="dxa" w:w="4392"/>
             <w:tcMar>
               <w:top w:w="100" w:type="dxa"/>
               <w:start w:w="120" w:type="dxa"/>
@@ -3046,7 +4844,7 @@
             </w:tcMar>
           </w:tcPr>
           <w:p>
-            <w:bookmarkStart w:id="12" w:name="article_templetherapy_81"/>
+            <w:bookmarkStart w:id="20" w:name="article_templetherapy_2040"/>
             <w:pPr>
               <w:spacing w:before="0" w:after="160" w:line="324" w:lineRule="auto"/>
             </w:pPr>
@@ -3057,9 +4855,9 @@
                 <w:color w:val="6B2F1A"/>
                 <w:sz w:val="40"/>
               </w:rPr>
-              <w:t>Для эксперимента предлагаю Вам повключаться в Традицию Майя и Ацтеков через 5ю ступень Рейки Иггдрасиль.</w:t>
+              <w:t>Всем привет! Нашел свою медитацию Древо Жизни на восстановление сил.</w:t>
             </w:r>
-            <w:bookmarkEnd w:id="12"/>
+            <w:bookmarkEnd w:id="20"/>
           </w:p>
           <w:p>
             <w:pPr>
@@ -3072,7 +4870,7 @@
                 <w:color w:val="B7791F"/>
                 <w:sz w:val="21"/>
               </w:rPr>
-              <w:t>Источник: TempleTherapy · пост 81</w:t>
+              <w:t>Источник: TempleTherapy · пост 2040</w:t>
               <w:br/>
             </w:r>
             <w:r>
@@ -3082,7 +4880,7 @@
                 <w:color w:val="6D5A4D"/>
                 <w:sz w:val="21"/>
               </w:rPr>
-              <w:t>Дата: 2021-03-20T03:38:39+00:00</w:t>
+              <w:t>Дата: 2024-10-05T14:10:58+00:00</w:t>
               <w:br/>
             </w:r>
             <w:r>
@@ -3092,14 +4890,14 @@
                 <w:color w:val="6B2F1A"/>
                 <w:sz w:val="21"/>
               </w:rPr>
-              <w:t>https://t.me/TempleTherapy/81</w:t>
+              <w:t>https://t.me/TempleTherapy/2040</w:t>
               <w:br/>
             </w:r>
           </w:p>
         </w:tc>
         <w:tc>
           <w:tcPr>
-            <w:tcW w:type="dxa" w:w="5083"/>
+            <w:tcW w:type="dxa" w:w="5544"/>
             <w:tcMar>
               <w:top w:w="100" w:type="dxa"/>
               <w:start w:w="120" w:type="dxa"/>
@@ -3115,8 +4913,8 @@
             <w:r>
               <w:drawing>
                 <wp:inline xmlns:a="http://schemas.openxmlformats.org/drawingml/2006/main" xmlns:pic="http://schemas.openxmlformats.org/drawingml/2006/picture">
-                  <wp:extent cx="3200400" cy="2225444"/>
-                  <wp:docPr id="12" name="Picture 12"/>
+                  <wp:extent cx="3337560" cy="3337560"/>
+                  <wp:docPr id="19" name="Picture 19"/>
                   <wp:cNvGraphicFramePr>
                     <a:graphicFrameLocks noChangeAspect="1"/>
                   </wp:cNvGraphicFramePr>
@@ -3124,11 +4922,11 @@
                     <a:graphicData uri="http://schemas.openxmlformats.org/drawingml/2006/picture">
                       <pic:pic>
                         <pic:nvPicPr>
-                          <pic:cNvPr id="0" name="post-80-1.jpg"/>
+                          <pic:cNvPr id="0" name="post-58-1.jpg"/>
                           <pic:cNvPicPr/>
                         </pic:nvPicPr>
                         <pic:blipFill>
-                          <a:blip r:embed="rId22"/>
+                          <a:blip r:embed="rId11"/>
                           <a:stretch>
                             <a:fillRect/>
                           </a:stretch>
@@ -3136,7 +4934,7 @@
                         <pic:spPr>
                           <a:xfrm>
                             <a:off x="0" y="0"/>
-                            <a:ext cx="3200400" cy="2225444"/>
+                            <a:ext cx="3337560" cy="3337560"/>
                           </a:xfrm>
                           <a:prstGeom prst="rect"/>
                         </pic:spPr>
@@ -3161,795 +4959,74 @@
           <w:color w:val="2F241D"/>
           <w:sz w:val="30"/>
         </w:rPr>
-        <w:t>Для эксперимента предлагаю Вам повключаться в Традицию Майя и Ацтеков через 5ю ступень Рейки Иггдрасиль.</w:t>
-        <w:br/>
-        <w:br/>
-        <w:t>Напишите, в чем разница Канала Тлалока и Канала Чаака?</w:t>
-        <w:br/>
-        <w:br/>
-        <w:t>Вот, что получилось пока у меня.</w:t>
-        <w:br/>
-        <w:br/>
-        <w:t>Настройка 5. ТЛАЛОК (через РИ)</w:t>
-        <w:br/>
-        <w:br/>
-        <w:t>Несу я в корзине подарки Богов</w:t>
-        <w:br/>
-        <w:t>Не смею ослабнуть, рассыпав покров.</w:t>
-        <w:br/>
-        <w:t>Смысл жизни моей это смочь удежать</w:t>
-        <w:br/>
-        <w:t>Даров бриллианты, вместив неба власть.</w:t>
-        <w:br/>
-        <w:br/>
-        <w:t>Примечание. Возникает ощущение большого охвата, широты, ты отвечаешь за баланс. Ты хранишь и раздаешь влагу, но умеренно, с пользой, дабы это не обернулось вдруг ливнем.</w:t>
-        <w:br/>
-        <w:br/>
-        <w:t>Задача сохранять равновесие, баланс. И если ты устойчив, тогда обьем влаги, событий, денег, любви можно усилить многократно.</w:t>
-        <w:br/>
-        <w:br/>
-        <w:t>А еще он дает стабильность и устойчивость в хаосе и панике. Когда казалось бы все рушится, он позволяет сохранить самообладание.</w:t>
-        <w:br/>
-        <w:br/>
-        <w:t>Настройка 6. ЧААК (Через РИ).</w:t>
-        <w:br/>
-        <w:br/>
-        <w:t>Сверкающей молнией разверзнется небо</w:t>
-        <w:br/>
-        <w:t>И хлынут на землю потоки воды</w:t>
-        <w:br/>
-        <w:t>Чак смело сметает негодное племя</w:t>
-        <w:br/>
-        <w:t>Чак место готовит для новой стези</w:t>
-        <w:br/>
-        <w:br/>
-        <w:t>Он дерзко играет сердцами народов</w:t>
-        <w:br/>
-        <w:t>И лучшей судьбы у него не проси</w:t>
-        <w:br/>
-        <w:t>Лишь следуй веленьям беспечного Бога</w:t>
-        <w:br/>
-        <w:t>Подарки живые к воде отнеси.</w:t>
-        <w:br/>
-        <w:br/>
-        <w:t>ПРИМЕЧАНИЕ.</w:t>
-        <w:br/>
-        <w:t>В этом потоке для меня больше стихийности, эмоциональности, спонтанности, вспышек.</w:t>
-        <w:br/>
-        <w:t>Ты можешь топориком поразить любую цель, запустить дождь в любом месте. А так же разрушить препятствия в любой точке (переговорах и т.п.).</w:t>
-        <w:br/>
-        <w:br/>
-        <w:t>Кстати, майянцы одним из символов Чаака считали огненный топор (молнию).</w:t>
-        <w:br/>
-        <w:br/>
-        <w:t>===</w:t>
-        <w:br/>
-        <w:t>PS. Пишите, а какой канал Вам проще настраиваться? Тлалок или Чаак? Какой он для вас?</w:t>
-      </w:r>
-    </w:p>
-    <w:tbl>
-      <w:tblPr>
-        <w:tblW w:type="auto" w:w="0"/>
-        <w:tblLayout w:type="fixed"/>
-        <w:tblLook w:firstColumn="1" w:firstRow="1" w:lastColumn="0" w:lastRow="0" w:noHBand="0" w:noVBand="1" w:val="04A0"/>
-      </w:tblPr>
-      <w:tblGrid>
-        <w:gridCol w:w="10166"/>
-      </w:tblGrid>
-      <w:tr>
-        <w:tc>
-          <w:tcPr>
-            <w:tcW w:type="dxa" w:w="10166"/>
-            <w:shd w:fill="FBF4E9"/>
-            <w:tcMar>
-              <w:top w:w="100" w:type="dxa"/>
-              <w:start w:w="120" w:type="dxa"/>
-              <w:bottom w:w="100" w:type="dxa"/>
-              <w:end w:w="120" w:type="dxa"/>
-            </w:tcMar>
-            <w:vAlign w:val="center"/>
-          </w:tcPr>
-          <w:p>
-            <w:pPr>
-              <w:spacing w:before="0" w:after="0" w:line="324" w:lineRule="auto"/>
-            </w:pPr>
-            <w:r>
-              <w:rPr>
-                <w:rFonts w:ascii="Georgia" w:hAnsi="Georgia"/>
-                <w:b/>
-                <w:color w:val="B7791F"/>
-                <w:sz w:val="20"/>
-              </w:rPr>
-              <w:t>III. НАСТРОЙКИ И ЭНЕРГИИ МАЙЯ И АЦТЕКОВ</w:t>
-            </w:r>
-          </w:p>
-        </w:tc>
-      </w:tr>
-    </w:tbl>
-    <w:tbl>
-      <w:tblPr>
-        <w:tblW w:type="auto" w:w="0"/>
-        <w:jc w:val="right"/>
-        <w:tblLayout w:type="fixed"/>
-        <w:tblLook w:firstColumn="1" w:firstRow="1" w:lastColumn="0" w:lastRow="0" w:noHBand="0" w:noVBand="1" w:val="04A0"/>
-      </w:tblPr>
-      <w:tblGrid>
-        <w:gridCol w:w="3456"/>
-        <w:gridCol w:w="5328"/>
-      </w:tblGrid>
-      <w:tr>
-        <w:tc>
-          <w:tcPr>
-            <w:tcW w:type="dxa" w:w="5083"/>
-            <w:tcMar>
-              <w:top w:w="100" w:type="dxa"/>
-              <w:start w:w="120" w:type="dxa"/>
-              <w:bottom w:w="100" w:type="dxa"/>
-              <w:end w:w="120" w:type="dxa"/>
-            </w:tcMar>
-          </w:tcPr>
-          <w:p>
-            <w:bookmarkStart w:id="13" w:name="article_templetherapy_209"/>
-            <w:pPr>
-              <w:spacing w:before="0" w:after="160" w:line="324" w:lineRule="auto"/>
-            </w:pPr>
-            <w:r>
-              <w:rPr>
-                <w:rFonts w:ascii="Georgia" w:hAnsi="Georgia"/>
-                <w:b/>
-                <w:color w:val="6B2F1A"/>
-                <w:sz w:val="40"/>
-              </w:rPr>
-              <w:t>Канал Кукулькана.</w:t>
-            </w:r>
-            <w:bookmarkEnd w:id="13"/>
-          </w:p>
-          <w:p>
-            <w:pPr>
-              <w:spacing w:before="0" w:after="0" w:line="324" w:lineRule="auto"/>
-            </w:pPr>
-            <w:r>
-              <w:rPr>
-                <w:rFonts w:ascii="Georgia" w:hAnsi="Georgia"/>
-                <w:b/>
-                <w:color w:val="B7791F"/>
-                <w:sz w:val="21"/>
-              </w:rPr>
-              <w:t>Источник: TempleTherapy · пост 209</w:t>
-              <w:br/>
-            </w:r>
-            <w:r>
-              <w:rPr>
-                <w:rFonts w:ascii="Georgia" w:hAnsi="Georgia"/>
-                <w:b w:val="0"/>
-                <w:color w:val="6D5A4D"/>
-                <w:sz w:val="21"/>
-              </w:rPr>
-              <w:t>Дата: 2021-05-14T11:18:57+00:00</w:t>
-              <w:br/>
-            </w:r>
-            <w:r>
-              <w:rPr>
-                <w:rFonts w:ascii="Georgia" w:hAnsi="Georgia"/>
-                <w:b w:val="0"/>
-                <w:color w:val="6B2F1A"/>
-                <w:sz w:val="21"/>
-              </w:rPr>
-              <w:t>https://t.me/TempleTherapy/209</w:t>
-              <w:br/>
-            </w:r>
-          </w:p>
-        </w:tc>
-        <w:tc>
-          <w:tcPr>
-            <w:tcW w:type="dxa" w:w="5083"/>
-            <w:tcMar>
-              <w:top w:w="100" w:type="dxa"/>
-              <w:start w:w="120" w:type="dxa"/>
-              <w:bottom w:w="100" w:type="dxa"/>
-              <w:end w:w="120" w:type="dxa"/>
-            </w:tcMar>
-            <w:vAlign w:val="top"/>
-          </w:tcPr>
-          <w:p>
-            <w:pPr>
-              <w:jc w:val="right"/>
-            </w:pPr>
-            <w:r>
-              <w:drawing>
-                <wp:inline xmlns:a="http://schemas.openxmlformats.org/drawingml/2006/main" xmlns:pic="http://schemas.openxmlformats.org/drawingml/2006/picture">
-                  <wp:extent cx="3200400" cy="2168769"/>
-                  <wp:docPr id="13" name="Picture 13"/>
-                  <wp:cNvGraphicFramePr>
-                    <a:graphicFrameLocks noChangeAspect="1"/>
-                  </wp:cNvGraphicFramePr>
-                  <a:graphic>
-                    <a:graphicData uri="http://schemas.openxmlformats.org/drawingml/2006/picture">
-                      <pic:pic>
-                        <pic:nvPicPr>
-                          <pic:cNvPr id="0" name="post-209-1.jpg"/>
-                          <pic:cNvPicPr/>
-                        </pic:nvPicPr>
-                        <pic:blipFill>
-                          <a:blip r:embed="rId23"/>
-                          <a:stretch>
-                            <a:fillRect/>
-                          </a:stretch>
-                        </pic:blipFill>
-                        <pic:spPr>
-                          <a:xfrm>
-                            <a:off x="0" y="0"/>
-                            <a:ext cx="3200400" cy="2168769"/>
-                          </a:xfrm>
-                          <a:prstGeom prst="rect"/>
-                        </pic:spPr>
-                      </pic:pic>
-                    </a:graphicData>
-                  </a:graphic>
-                </wp:inline>
-              </w:drawing>
-            </w:r>
-          </w:p>
-        </w:tc>
-      </w:tr>
-    </w:tbl>
-    <w:p>
-      <w:pPr>
-        <w:spacing w:before="240" w:after="140" w:line="300" w:lineRule="auto"/>
-      </w:pPr>
-      <w:r>
-        <w:rPr>
-          <w:rFonts w:ascii="Georgia" w:hAnsi="Georgia"/>
-          <w:b w:val="0"/>
-          <w:color w:val="2F241D"/>
-          <w:sz w:val="30"/>
-        </w:rPr>
-        <w:t>Канал Кукулькана.</w:t>
-        <w:br/>
-        <w:br/>
-        <w:t>Кукулькан - это канал пернатого змея в традиции майя.</w:t>
-        <w:br/>
-        <w:t>Для любопытства я решил рассмотреть этот канал.</w:t>
-        <w:br/>
-        <w:br/>
-        <w:t>Для справедливости нужно оговориться, что культ Кукулькана пернатого змея на территориях майя был слабо развит. Он развился позднее, больше среди Ацтеков.</w:t>
-        <w:br/>
-        <w:br/>
-        <w:t>Хотя по символике традиции Кетцалькоатля и Кукулькана похожи и археологи их сближают, но по наполнению они различны.</w:t>
-        <w:br/>
-        <w:br/>
-        <w:t>Позвольте привести настройку на культ Кукулькана в традиции Майя.</w:t>
-        <w:br/>
-        <w:br/>
-        <w:t>НАСТРОЙКА.</w:t>
-        <w:br/>
-        <w:br/>
-        <w:t>Пройдя сквозь все чертоги Бытия</w:t>
-        <w:br/>
-        <w:t>Проявится парящее Созданье.</w:t>
-        <w:br/>
-        <w:t>Взмахнув хвостом, раскроет для тебя.</w:t>
-        <w:br/>
-        <w:t>Небес и недр земных все тайны сказанья.</w:t>
-        <w:br/>
-        <w:br/>
-        <w:t>ПРИМЕЧАНИЕ. В этом канале можно ощутить плотного, собранного, ркшительного змея, пробирающегося сквозь траву и препятствия.</w:t>
-        <w:br/>
-        <w:br/>
-        <w:t>PS. Чувствуете разницу? Можете описать? Желательно без превознесения одного культа над другим.</w:t>
-      </w:r>
-    </w:p>
-    <w:tbl>
-      <w:tblPr>
-        <w:tblW w:type="auto" w:w="0"/>
-        <w:tblLayout w:type="fixed"/>
-        <w:tblLook w:firstColumn="1" w:firstRow="1" w:lastColumn="0" w:lastRow="0" w:noHBand="0" w:noVBand="1" w:val="04A0"/>
-      </w:tblPr>
-      <w:tblGrid>
-        <w:gridCol w:w="10166"/>
-      </w:tblGrid>
-      <w:tr>
-        <w:tc>
-          <w:tcPr>
-            <w:tcW w:type="dxa" w:w="10166"/>
-            <w:shd w:fill="FBF4E9"/>
-            <w:tcMar>
-              <w:top w:w="100" w:type="dxa"/>
-              <w:start w:w="120" w:type="dxa"/>
-              <w:bottom w:w="100" w:type="dxa"/>
-              <w:end w:w="120" w:type="dxa"/>
-            </w:tcMar>
-            <w:vAlign w:val="center"/>
-          </w:tcPr>
-          <w:p>
-            <w:pPr>
-              <w:spacing w:before="0" w:after="0" w:line="324" w:lineRule="auto"/>
-            </w:pPr>
-            <w:r>
-              <w:rPr>
-                <w:rFonts w:ascii="Georgia" w:hAnsi="Georgia"/>
-                <w:b/>
-                <w:color w:val="B7791F"/>
-                <w:sz w:val="20"/>
-              </w:rPr>
-              <w:t>III. НАСТРОЙКИ И ЭНЕРГИИ МАЙЯ И АЦТЕКОВ</w:t>
-            </w:r>
-          </w:p>
-        </w:tc>
-      </w:tr>
-    </w:tbl>
-    <w:tbl>
-      <w:tblPr>
-        <w:tblW w:type="auto" w:w="0"/>
-        <w:jc w:val="right"/>
-        <w:tblLayout w:type="fixed"/>
-        <w:tblLook w:firstColumn="1" w:firstRow="1" w:lastColumn="0" w:lastRow="0" w:noHBand="0" w:noVBand="1" w:val="04A0"/>
-      </w:tblPr>
-      <w:tblGrid>
-        <w:gridCol w:w="3456"/>
-        <w:gridCol w:w="5328"/>
-      </w:tblGrid>
-      <w:tr>
-        <w:tc>
-          <w:tcPr>
-            <w:tcW w:type="dxa" w:w="5083"/>
-            <w:tcMar>
-              <w:top w:w="100" w:type="dxa"/>
-              <w:start w:w="120" w:type="dxa"/>
-              <w:bottom w:w="100" w:type="dxa"/>
-              <w:end w:w="120" w:type="dxa"/>
-            </w:tcMar>
-          </w:tcPr>
-          <w:p>
-            <w:bookmarkStart w:id="14" w:name="article_templetherapy_244"/>
-            <w:pPr>
-              <w:spacing w:before="0" w:after="160" w:line="324" w:lineRule="auto"/>
-            </w:pPr>
-            <w:r>
-              <w:rPr>
-                <w:rFonts w:ascii="Georgia" w:hAnsi="Georgia"/>
-                <w:b/>
-                <w:color w:val="6B2F1A"/>
-                <w:sz w:val="40"/>
-              </w:rPr>
-              <w:t>Кетцалькоатль 2020 год.</w:t>
-            </w:r>
-            <w:bookmarkEnd w:id="14"/>
-          </w:p>
-          <w:p>
-            <w:pPr>
-              <w:spacing w:before="0" w:after="0" w:line="324" w:lineRule="auto"/>
-            </w:pPr>
-            <w:r>
-              <w:rPr>
-                <w:rFonts w:ascii="Georgia" w:hAnsi="Georgia"/>
-                <w:b/>
-                <w:color w:val="B7791F"/>
-                <w:sz w:val="21"/>
-              </w:rPr>
-              <w:t>Источник: TempleTherapy · пост 244</w:t>
-              <w:br/>
-            </w:r>
-            <w:r>
-              <w:rPr>
-                <w:rFonts w:ascii="Georgia" w:hAnsi="Georgia"/>
-                <w:b w:val="0"/>
-                <w:color w:val="6D5A4D"/>
-                <w:sz w:val="21"/>
-              </w:rPr>
-              <w:t>Дата: 2021-05-19T07:00:56+00:00</w:t>
-              <w:br/>
-            </w:r>
-            <w:r>
-              <w:rPr>
-                <w:rFonts w:ascii="Georgia" w:hAnsi="Georgia"/>
-                <w:b w:val="0"/>
-                <w:color w:val="6B2F1A"/>
-                <w:sz w:val="21"/>
-              </w:rPr>
-              <w:t>https://t.me/TempleTherapy/244</w:t>
-              <w:br/>
-            </w:r>
-          </w:p>
-        </w:tc>
-        <w:tc>
-          <w:tcPr>
-            <w:tcW w:type="dxa" w:w="5083"/>
-            <w:tcMar>
-              <w:top w:w="100" w:type="dxa"/>
-              <w:start w:w="120" w:type="dxa"/>
-              <w:bottom w:w="100" w:type="dxa"/>
-              <w:end w:w="120" w:type="dxa"/>
-            </w:tcMar>
-            <w:vAlign w:val="top"/>
-          </w:tcPr>
-          <w:p>
-            <w:pPr>
-              <w:jc w:val="right"/>
-            </w:pPr>
-            <w:r>
-              <w:drawing>
-                <wp:inline xmlns:a="http://schemas.openxmlformats.org/drawingml/2006/main" xmlns:pic="http://schemas.openxmlformats.org/drawingml/2006/picture">
-                  <wp:extent cx="3200400" cy="3276239"/>
-                  <wp:docPr id="14" name="Picture 14"/>
-                  <wp:cNvGraphicFramePr>
-                    <a:graphicFrameLocks noChangeAspect="1"/>
-                  </wp:cNvGraphicFramePr>
-                  <a:graphic>
-                    <a:graphicData uri="http://schemas.openxmlformats.org/drawingml/2006/picture">
-                      <pic:pic>
-                        <pic:nvPicPr>
-                          <pic:cNvPr id="0" name="post-244-1.jpg"/>
-                          <pic:cNvPicPr/>
-                        </pic:nvPicPr>
-                        <pic:blipFill>
-                          <a:blip r:embed="rId24"/>
-                          <a:stretch>
-                            <a:fillRect/>
-                          </a:stretch>
-                        </pic:blipFill>
-                        <pic:spPr>
-                          <a:xfrm>
-                            <a:off x="0" y="0"/>
-                            <a:ext cx="3200400" cy="3276239"/>
-                          </a:xfrm>
-                          <a:prstGeom prst="rect"/>
-                        </pic:spPr>
-                      </pic:pic>
-                    </a:graphicData>
-                  </a:graphic>
-                </wp:inline>
-              </w:drawing>
-            </w:r>
-          </w:p>
-        </w:tc>
-      </w:tr>
-    </w:tbl>
-    <w:p>
-      <w:pPr>
-        <w:spacing w:before="240" w:after="140" w:line="300" w:lineRule="auto"/>
-      </w:pPr>
-      <w:r>
-        <w:rPr>
-          <w:rFonts w:ascii="Georgia" w:hAnsi="Georgia"/>
-          <w:b w:val="0"/>
-          <w:color w:val="2F241D"/>
-          <w:sz w:val="30"/>
-        </w:rPr>
-        <w:t>Кетцалькоатль 2020 год.</w:t>
-        <w:br/>
-        <w:br/>
-        <w:t>НАСТРОЙКА 1</w:t>
-        <w:br/>
-        <w:br/>
-        <w:t>Раскрывая перья - творятся миры</w:t>
-        <w:br/>
-        <w:t>Потрясая перьями миры исчезают</w:t>
-        <w:br/>
-        <w:t>Бесчисленность граней творенья естества</w:t>
-        <w:br/>
-        <w:t>Все заключено в тебе, Великий Кетцкалькоатль</w:t>
-        <w:br/>
-        <w:br/>
-        <w:t>Заливается светом то, на что ты обратишь свое внимание .</w:t>
-        <w:br/>
-        <w:t>И чахнет в страданиях, когда ты отворачиваешься.</w:t>
-        <w:br/>
-        <w:br/>
-        <w:t>Так обрати же свой взор на меня</w:t>
-        <w:br/>
-        <w:t>Дай мне глоток мудрости</w:t>
-        <w:br/>
-        <w:t>И поведи меня быстрым путем</w:t>
-        <w:br/>
-        <w:t>Соеди всех граней реальности к светлому и великому будущему.</w:t>
-        <w:br/>
-        <w:br/>
-        <w:t>Я следую за тобой Кетцалькоатль,</w:t>
-        <w:br/>
-        <w:t>Великий Пернатый Змей</w:t>
-        <w:br/>
-        <w:br/>
-        <w:t>Направь свой взгляд на меня</w:t>
-        <w:br/>
-        <w:t>Подсвети то направление, которое мне предначертано.</w:t>
-        <w:br/>
-        <w:br/>
-        <w:t>Проведи меня сквозь мериады полей мироздания</w:t>
-        <w:br/>
-        <w:t>Избранной дорогой</w:t>
-        <w:br/>
-        <w:t>Туда где Боги повелели мне быть.</w:t>
-        <w:br/>
-        <w:br/>
-        <w:t>Великий мудрый Кетцкалькоатль.</w:t>
-        <w:br/>
-        <w:br/>
-        <w:t>НАСТРОЙКА 2.</w:t>
-        <w:br/>
-        <w:br/>
-        <w:t>Кетцалькоатль, Вершитель миров.</w:t>
-        <w:br/>
-        <w:t>Хранишь ты мудрость и великий замысел</w:t>
-        <w:br/>
-        <w:t>Того что происходит.</w:t>
-        <w:br/>
-        <w:br/>
-        <w:t>Войди в меня, Кетцалькоатль.</w:t>
-        <w:br/>
-        <w:t>Направь.</w:t>
-        <w:br/>
-        <w:br/>
-        <w:t>Наполни ум мудростью,</w:t>
-        <w:br/>
-        <w:t>А глаза светом.</w:t>
-        <w:br/>
-        <w:t>Веди меня дорогой дальней</w:t>
-        <w:br/>
-        <w:t>К мирам силы и красоты</w:t>
-        <w:br/>
-        <w:t>(к границам миров)</w:t>
-        <w:br/>
-        <w:br/>
-        <w:t>Направь мои поступки, мои руки и шаги,</w:t>
-        <w:br/>
-        <w:t>Чтобы они раскрывали, проявляли твой замысел.</w:t>
-        <w:br/>
-        <w:br/>
-        <w:t>Мое сердце извечно с тобой.</w:t>
-        <w:br/>
-        <w:t>До конца миров.</w:t>
-        <w:br/>
-        <w:t>Великий Кетцалькоатль.</w:t>
-        <w:br/>
-        <w:br/>
-        <w:t>ПРИМЕЧАНИЕ.</w:t>
-        <w:br/>
-        <w:t>После такой настройки становятся понятны пернатые обрамления вождей и те силы, образы, которые это представляет.</w:t>
-        <w:br/>
-        <w:t>Это про проявление Силы творчества Пернатого Змея на Земле.</w:t>
-      </w:r>
-    </w:p>
-    <w:tbl>
-      <w:tblPr>
-        <w:tblW w:type="auto" w:w="0"/>
-        <w:tblLayout w:type="fixed"/>
-        <w:tblLook w:firstColumn="1" w:firstRow="1" w:lastColumn="0" w:lastRow="0" w:noHBand="0" w:noVBand="1" w:val="04A0"/>
-      </w:tblPr>
-      <w:tblGrid>
-        <w:gridCol w:w="10166"/>
-      </w:tblGrid>
-      <w:tr>
-        <w:tc>
-          <w:tcPr>
-            <w:tcW w:type="dxa" w:w="10166"/>
-            <w:shd w:fill="FBF4E9"/>
-            <w:tcMar>
-              <w:top w:w="100" w:type="dxa"/>
-              <w:start w:w="120" w:type="dxa"/>
-              <w:bottom w:w="100" w:type="dxa"/>
-              <w:end w:w="120" w:type="dxa"/>
-            </w:tcMar>
-            <w:vAlign w:val="center"/>
-          </w:tcPr>
-          <w:p>
-            <w:pPr>
-              <w:spacing w:before="0" w:after="0" w:line="324" w:lineRule="auto"/>
-            </w:pPr>
-            <w:r>
-              <w:rPr>
-                <w:rFonts w:ascii="Georgia" w:hAnsi="Georgia"/>
-                <w:b/>
-                <w:color w:val="B7791F"/>
-                <w:sz w:val="20"/>
-              </w:rPr>
-              <w:t>III. НАСТРОЙКИ И ЭНЕРГИИ МАЙЯ И АЦТЕКОВ</w:t>
-            </w:r>
-          </w:p>
-        </w:tc>
-      </w:tr>
-    </w:tbl>
-    <w:tbl>
-      <w:tblPr>
-        <w:tblW w:type="auto" w:w="0"/>
-        <w:jc w:val="right"/>
-        <w:tblLayout w:type="fixed"/>
-        <w:tblLook w:firstColumn="1" w:firstRow="1" w:lastColumn="0" w:lastRow="0" w:noHBand="0" w:noVBand="1" w:val="04A0"/>
-      </w:tblPr>
-      <w:tblGrid>
-        <w:gridCol w:w="3456"/>
-        <w:gridCol w:w="5328"/>
-      </w:tblGrid>
-      <w:tr>
-        <w:tc>
-          <w:tcPr>
-            <w:tcW w:type="dxa" w:w="5083"/>
-            <w:tcMar>
-              <w:top w:w="100" w:type="dxa"/>
-              <w:start w:w="120" w:type="dxa"/>
-              <w:bottom w:w="100" w:type="dxa"/>
-              <w:end w:w="120" w:type="dxa"/>
-            </w:tcMar>
-          </w:tcPr>
-          <w:p>
-            <w:bookmarkStart w:id="15" w:name="article_templetherapy_577"/>
-            <w:pPr>
-              <w:spacing w:before="0" w:after="160" w:line="324" w:lineRule="auto"/>
-            </w:pPr>
-            <w:r>
-              <w:rPr>
-                <w:rFonts w:ascii="Georgia" w:hAnsi="Georgia"/>
-                <w:b/>
-                <w:color w:val="6B2F1A"/>
-                <w:sz w:val="40"/>
-              </w:rPr>
-              <w:t>ТРАДИЦИЯ МАЙЯ.</w:t>
-            </w:r>
-            <w:bookmarkEnd w:id="15"/>
-          </w:p>
-          <w:p>
-            <w:pPr>
-              <w:spacing w:before="0" w:after="0" w:line="324" w:lineRule="auto"/>
-            </w:pPr>
-            <w:r>
-              <w:rPr>
-                <w:rFonts w:ascii="Georgia" w:hAnsi="Georgia"/>
-                <w:b/>
-                <w:color w:val="B7791F"/>
-                <w:sz w:val="21"/>
-              </w:rPr>
-              <w:t>Источник: TempleTherapy · пост 577</w:t>
-              <w:br/>
-            </w:r>
-            <w:r>
-              <w:rPr>
-                <w:rFonts w:ascii="Georgia" w:hAnsi="Georgia"/>
-                <w:b w:val="0"/>
-                <w:color w:val="6D5A4D"/>
-                <w:sz w:val="21"/>
-              </w:rPr>
-              <w:t>Дата: 2022-02-17T19:50:30+00:00</w:t>
-              <w:br/>
-            </w:r>
-            <w:r>
-              <w:rPr>
-                <w:rFonts w:ascii="Georgia" w:hAnsi="Georgia"/>
-                <w:b w:val="0"/>
-                <w:color w:val="6B2F1A"/>
-                <w:sz w:val="21"/>
-              </w:rPr>
-              <w:t>https://t.me/TempleTherapy/577</w:t>
-              <w:br/>
-            </w:r>
-          </w:p>
-        </w:tc>
-        <w:tc>
-          <w:tcPr>
-            <w:tcW w:type="dxa" w:w="5083"/>
-            <w:tcMar>
-              <w:top w:w="100" w:type="dxa"/>
-              <w:start w:w="120" w:type="dxa"/>
-              <w:bottom w:w="100" w:type="dxa"/>
-              <w:end w:w="120" w:type="dxa"/>
-            </w:tcMar>
-            <w:vAlign w:val="top"/>
-          </w:tcPr>
-          <w:p>
-            <w:pPr>
-              <w:jc w:val="right"/>
-            </w:pPr>
-            <w:r>
-              <w:drawing>
-                <wp:inline xmlns:a="http://schemas.openxmlformats.org/drawingml/2006/main" xmlns:pic="http://schemas.openxmlformats.org/drawingml/2006/picture">
-                  <wp:extent cx="3200400" cy="3200400"/>
-                  <wp:docPr id="15" name="Picture 15"/>
-                  <wp:cNvGraphicFramePr>
-                    <a:graphicFrameLocks noChangeAspect="1"/>
-                  </wp:cNvGraphicFramePr>
-                  <a:graphic>
-                    <a:graphicData uri="http://schemas.openxmlformats.org/drawingml/2006/picture">
-                      <pic:pic>
-                        <pic:nvPicPr>
-                          <pic:cNvPr id="0" name="post-577-1.jpg"/>
-                          <pic:cNvPicPr/>
-                        </pic:nvPicPr>
-                        <pic:blipFill>
-                          <a:blip r:embed="rId25"/>
-                          <a:stretch>
-                            <a:fillRect/>
-                          </a:stretch>
-                        </pic:blipFill>
-                        <pic:spPr>
-                          <a:xfrm>
-                            <a:off x="0" y="0"/>
-                            <a:ext cx="3200400" cy="3200400"/>
-                          </a:xfrm>
-                          <a:prstGeom prst="rect"/>
-                        </pic:spPr>
-                      </pic:pic>
-                    </a:graphicData>
-                  </a:graphic>
-                </wp:inline>
-              </w:drawing>
-            </w:r>
-          </w:p>
-        </w:tc>
-      </w:tr>
-    </w:tbl>
-    <w:p>
-      <w:pPr>
-        <w:spacing w:before="240" w:after="140" w:line="300" w:lineRule="auto"/>
-      </w:pPr>
-      <w:r>
-        <w:rPr>
-          <w:rFonts w:ascii="Georgia" w:hAnsi="Georgia"/>
-          <w:b w:val="0"/>
-          <w:color w:val="2F241D"/>
-          <w:sz w:val="30"/>
-        </w:rPr>
-        <w:t>ТРАДИЦИЯ МАЙЯ.</w:t>
-        <w:br/>
-        <w:br/>
-        <w:t>ПРИМЕЧАНИЕ.</w:t>
-        <w:br/>
-        <w:t>Сонастройка с Эгрегором Майя дает чувство мягкой радости от обычной жизни.</w:t>
-        <w:br/>
-        <w:br/>
-        <w:t>Дает чувство тонкой связи с природой, ощущение поддержки мира, расслабления.</w:t>
-        <w:br/>
-        <w:br/>
-        <w:t>НАСТРОЙКА. ЭГРЕГОР МАЙЯ.</w:t>
-        <w:br/>
-        <w:br/>
-        <w:t>Улыбкой природы</w:t>
-        <w:br/>
-        <w:t>Играет река</w:t>
-        <w:br/>
-        <w:t>Ветров шелестенье</w:t>
-        <w:br/>
-        <w:t>Ласкает слегка</w:t>
-        <w:br/>
-        <w:br/>
-        <w:t>Открытой улыбкой</w:t>
-        <w:br/>
-        <w:t>Встречаешь рассвет</w:t>
-        <w:br/>
-        <w:t>Животным земли</w:t>
-        <w:br/>
-        <w:t>Направляя привет</w:t>
-        <w:br/>
-        <w:t>(Распахнутым сердцем)</w:t>
-        <w:br/>
-        <w:br/>
-        <w:t>Природы в обьятьях</w:t>
-        <w:br/>
-        <w:t>Богами любим</w:t>
-        <w:br/>
-        <w:t>С семьею в контакте</w:t>
-        <w:br/>
-        <w:t>Судьбы - властелен.</w:t>
-        <w:br/>
-        <w:br/>
-        <w:t>Примечание 2. Вы можете пробовать включаться самостоятельно.</w:t>
-        <w:br/>
-        <w:t>Настройка: Рейки Иггдрасиль - Эгрегор Майя.</w:t>
-        <w:br/>
-        <w:br/>
-        <w:t>Примечание 3.</w:t>
-        <w:br/>
-        <w:t>Сеанс целительства через эгрегор Майя дает мягкое чувство расслабления, а еще усиливает наблюдательность, острый ум, внимание к мелочам.</w:t>
-        <w:br/>
-        <w:br/>
-        <w:t>Ты начинаешь не только проживать жизнь, но искать ее новизну, вбирать ее во всех красках и мелочах.</w:t>
-        <w:br/>
-        <w:br/>
-        <w:t>Такой сеанс помогает вернуть ощущение силы и интереса к жизни при депрессиях и разочарованиях.</w:t>
-        <w:br/>
-        <w:br/>
-        <w:t>Кому интересно сонастроиться, получить сонастройку с энергиями майя, пишите.</w:t>
-        <w:br/>
-        <w:br/>
-        <w:t>Могу провести марафон</w:t>
+        <w:t>Всем привет! Нашел свою медитацию Древо Жизни на восстановление сил.</w:t>
+        <w:br/>
+        <w:t>https://m.youtube.com/watch?v=uN5BFjdKVvY</w:t>
+        <w:br/>
+        <w:br/>
+        <w:t>Вдохновился. Давайте продолжим делать подкачки!</w:t>
+        <w:br/>
+        <w:t>Напишите, по какой теме подкачку вы бы хотели?</w:t>
+        <w:br/>
+        <w:br/>
+        <w:t>1. Скорость денег.</w:t>
+        <w:br/>
+        <w:t>Активизация денежного потока, ускорение возможностей.</w:t>
+        <w:br/>
+        <w:t>2. Чистота и свобода.</w:t>
+        <w:br/>
+        <w:t>Восстановление энергии, очистка негативных связей, стрессов.</w:t>
+        <w:br/>
+        <w:t>3. Сила Жизни.</w:t>
+        <w:br/>
+        <w:t>Подкачка жизненной силой, биоценоз, животные и растения силы.</w:t>
+        <w:br/>
+        <w:t>4. Волшебство Любви.</w:t>
+        <w:br/>
+        <w:t>Активизация огня сексуальности и харизмы.</w:t>
+        <w:br/>
+        <w:br/>
+        <w:t>5. Гармония красоты.</w:t>
+        <w:br/>
+        <w:t>Активизация новых возможностей, целей</w:t>
+        <w:br/>
+        <w:t>через энергии Античной Традиции.</w:t>
+        <w:br/>
+        <w:t>6. Величие Духа.</w:t>
+        <w:br/>
+        <w:t>Раскрытие внутреннего потенциала и предназначения через Египетские Каналы.</w:t>
+        <w:br/>
+        <w:t>7. Сила Победы.</w:t>
+        <w:br/>
+        <w:t>Подкачка цели в рунических энергиях и Скандинавских Потоках.</w:t>
+        <w:br/>
+        <w:t>8. Изящество перемен.</w:t>
+        <w:br/>
+        <w:t>Мягкое достижение целей в ритуалах Даосской Традиции.</w:t>
+        <w:br/>
+        <w:t>9. Масштаб Планеты.</w:t>
+        <w:br/>
+        <w:t>Поддержка цели в сефиротических энергиях.</w:t>
+        <w:br/>
+        <w:t>10. Лорды Земли.</w:t>
+        <w:br/>
+        <w:t>Поддержка в Каналах Земных Духов и Королей.</w:t>
+        <w:br/>
+        <w:t>11. Цвет мгновения.</w:t>
+        <w:br/>
+        <w:t>Раскрытие своей сути, настоящести через шаманские традиции Майя, Ацтеков.</w:t>
+        <w:br/>
+        <w:t>Формат: Свободный донейшн.</w:t>
+        <w:br/>
+        <w:br/>
+        <w:t>Пишите интересующие вас варианты в комментариях</w:t>
+        <w:br/>
+        <w:t>и заходите в чат участников практик.</w:t>
+        <w:br/>
+        <w:t>https://t.me/+o68GHRnyz1oxYjI5</w:t>
+        <w:br/>
+        <w:br/>
+        <w:t>Основной паблик: https://t.me/arche_therapy</w:t>
       </w:r>
     </w:p>
     <w:sectPr>
